--- a/backend/templates/wcr template.docx
+++ b/backend/templates/wcr template.docx
@@ -3283,6 +3283,12 @@
               </w:rPr>
               <w:t xml:space="preserve"> </w:t>
             </w:r>
+            <w:r>
+              <w:rPr>
+                <w:rFonts w:asciiTheme="minorHAnsi" w:hAnsiTheme="minorHAnsi" w:cstheme="minorHAnsi"/>
+              </w:rPr>
+              <w:t xml:space="preserve"> Yes</w:t>
+            </w:r>
           </w:p>
         </w:tc>
       </w:tr>
@@ -4127,6 +4133,27 @@
           <w:spacing w:val="-10"/>
         </w:rPr>
         <w:t>-</w:t>
+      </w:r>
+      <w:proofErr w:type="gramStart"/>
+      <w:r>
+        <w:rPr>
+          <w:rFonts w:asciiTheme="minorHAnsi" w:hAnsiTheme="minorHAnsi" w:cstheme="minorHAnsi"/>
+          <w:spacing w:val="-10"/>
+        </w:rPr>
+        <w:t xml:space="preserve">  </w:t>
+      </w:r>
+      <w:r>
+        <w:rPr>
+          <w:rFonts w:asciiTheme="minorHAnsi" w:hAnsiTheme="minorHAnsi" w:cstheme="minorHAnsi"/>
+        </w:rPr>
+        <w:t xml:space="preserve"> {</w:t>
+      </w:r>
+      <w:proofErr w:type="gramEnd"/>
+      <w:r>
+        <w:rPr>
+          <w:rFonts w:asciiTheme="minorHAnsi" w:hAnsiTheme="minorHAnsi" w:cstheme="minorHAnsi"/>
+        </w:rPr>
+        <w:t>{name}}</w:t>
       </w:r>
     </w:p>
     <w:p>
@@ -7169,7 +7196,8 @@
         <w:rPr>
           <w:rFonts w:asciiTheme="minorHAnsi" w:hAnsiTheme="minorHAnsi" w:cstheme="minorHAnsi"/>
           <w:b/>
-          <w:sz w:val="15"/>
+          <w:sz w:val="18"/>
+          <w:szCs w:val="18"/>
         </w:rPr>
       </w:pPr>
       <w:r>
@@ -7177,7 +7205,8 @@
           <w:rFonts w:asciiTheme="minorHAnsi" w:hAnsiTheme="minorHAnsi" w:cstheme="minorHAnsi"/>
           <w:b/>
           <w:color w:val="535353"/>
-          <w:sz w:val="15"/>
+          <w:sz w:val="18"/>
+          <w:szCs w:val="18"/>
         </w:rPr>
         <w:t>COMMISSIONING</w:t>
       </w:r>
@@ -7187,7 +7216,8 @@
           <w:b/>
           <w:color w:val="535353"/>
           <w:spacing w:val="29"/>
-          <w:sz w:val="15"/>
+          <w:sz w:val="18"/>
+          <w:szCs w:val="18"/>
         </w:rPr>
         <w:t xml:space="preserve"> </w:t>
       </w:r>
@@ -7196,7 +7226,8 @@
           <w:rFonts w:asciiTheme="minorHAnsi" w:hAnsiTheme="minorHAnsi" w:cstheme="minorHAnsi"/>
           <w:b/>
           <w:color w:val="535353"/>
-          <w:sz w:val="15"/>
+          <w:sz w:val="18"/>
+          <w:szCs w:val="18"/>
         </w:rPr>
         <w:t>REPORT</w:t>
       </w:r>
@@ -7206,7 +7237,8 @@
           <w:b/>
           <w:color w:val="535353"/>
           <w:spacing w:val="30"/>
-          <w:sz w:val="15"/>
+          <w:sz w:val="18"/>
+          <w:szCs w:val="18"/>
         </w:rPr>
         <w:t xml:space="preserve"> </w:t>
       </w:r>
@@ -7215,7 +7247,8 @@
           <w:rFonts w:asciiTheme="minorHAnsi" w:hAnsiTheme="minorHAnsi" w:cstheme="minorHAnsi"/>
           <w:b/>
           <w:color w:val="535353"/>
-          <w:sz w:val="15"/>
+          <w:sz w:val="18"/>
+          <w:szCs w:val="18"/>
         </w:rPr>
         <w:t>(PROVISIONAL)</w:t>
       </w:r>
@@ -7225,7 +7258,8 @@
           <w:b/>
           <w:color w:val="535353"/>
           <w:spacing w:val="32"/>
-          <w:sz w:val="15"/>
+          <w:sz w:val="18"/>
+          <w:szCs w:val="18"/>
         </w:rPr>
         <w:t xml:space="preserve"> </w:t>
       </w:r>
@@ -7234,7 +7268,8 @@
           <w:rFonts w:asciiTheme="minorHAnsi" w:hAnsiTheme="minorHAnsi" w:cstheme="minorHAnsi"/>
           <w:b/>
           <w:color w:val="535353"/>
-          <w:sz w:val="15"/>
+          <w:sz w:val="18"/>
+          <w:szCs w:val="18"/>
         </w:rPr>
         <w:t>FOR</w:t>
       </w:r>
@@ -7244,7 +7279,8 @@
           <w:b/>
           <w:color w:val="535353"/>
           <w:spacing w:val="33"/>
-          <w:sz w:val="15"/>
+          <w:sz w:val="18"/>
+          <w:szCs w:val="18"/>
         </w:rPr>
         <w:t xml:space="preserve"> </w:t>
       </w:r>
@@ -7253,7 +7289,8 @@
           <w:rFonts w:asciiTheme="minorHAnsi" w:hAnsiTheme="minorHAnsi" w:cstheme="minorHAnsi"/>
           <w:b/>
           <w:color w:val="535353"/>
-          <w:sz w:val="15"/>
+          <w:sz w:val="18"/>
+          <w:szCs w:val="18"/>
         </w:rPr>
         <w:t>GRID</w:t>
       </w:r>
@@ -7263,7 +7300,8 @@
           <w:b/>
           <w:color w:val="535353"/>
           <w:spacing w:val="28"/>
-          <w:sz w:val="15"/>
+          <w:sz w:val="18"/>
+          <w:szCs w:val="18"/>
         </w:rPr>
         <w:t xml:space="preserve"> </w:t>
       </w:r>
@@ -7272,7 +7310,8 @@
           <w:rFonts w:asciiTheme="minorHAnsi" w:hAnsiTheme="minorHAnsi" w:cstheme="minorHAnsi"/>
           <w:b/>
           <w:color w:val="535353"/>
-          <w:sz w:val="15"/>
+          <w:sz w:val="18"/>
+          <w:szCs w:val="18"/>
         </w:rPr>
         <w:t>CONNECTED</w:t>
       </w:r>
@@ -7282,1151 +7321,523 @@
           <w:b/>
           <w:color w:val="535353"/>
           <w:spacing w:val="34"/>
-          <w:sz w:val="15"/>
-        </w:rPr>
-        <w:t xml:space="preserve"> </w:t>
-      </w:r>
-      <w:r>
-        <w:rPr>
-          <w:rFonts w:asciiTheme="minorHAnsi" w:hAnsiTheme="minorHAnsi" w:cstheme="minorHAnsi"/>
-          <w:b/>
-          <w:color w:val="535353"/>
-          <w:spacing w:val="-2"/>
-          <w:sz w:val="15"/>
-        </w:rPr>
-        <w:t>SOLAR</w:t>
-      </w:r>
-    </w:p>
-    <w:p>
-      <w:pPr>
-        <w:spacing w:before="112"/>
-        <w:ind w:left="186" w:right="478"/>
-        <w:jc w:val="center"/>
-        <w:rPr>
-          <w:rFonts w:asciiTheme="minorHAnsi" w:hAnsiTheme="minorHAnsi" w:cstheme="minorHAnsi"/>
-          <w:b/>
-          <w:sz w:val="15"/>
-        </w:rPr>
-      </w:pPr>
-      <w:r>
-        <w:rPr>
-          <w:rFonts w:asciiTheme="minorHAnsi" w:hAnsiTheme="minorHAnsi" w:cstheme="minorHAnsi"/>
-          <w:b/>
-          <w:color w:val="535353"/>
-          <w:sz w:val="15"/>
-        </w:rPr>
-        <w:t>PHOTOVOLTAIC</w:t>
-      </w:r>
-      <w:r>
-        <w:rPr>
-          <w:rFonts w:asciiTheme="minorHAnsi" w:hAnsiTheme="minorHAnsi" w:cstheme="minorHAnsi"/>
-          <w:b/>
-          <w:color w:val="535353"/>
-          <w:spacing w:val="22"/>
-          <w:sz w:val="15"/>
-        </w:rPr>
-        <w:t xml:space="preserve"> </w:t>
-      </w:r>
-      <w:r>
-        <w:rPr>
-          <w:rFonts w:asciiTheme="minorHAnsi" w:hAnsiTheme="minorHAnsi" w:cstheme="minorHAnsi"/>
-          <w:b/>
-          <w:color w:val="535353"/>
-          <w:sz w:val="15"/>
-        </w:rPr>
-        <w:t>POWER</w:t>
-      </w:r>
-      <w:r>
-        <w:rPr>
-          <w:rFonts w:asciiTheme="minorHAnsi" w:hAnsiTheme="minorHAnsi" w:cstheme="minorHAnsi"/>
-          <w:b/>
-          <w:color w:val="535353"/>
-          <w:spacing w:val="24"/>
-          <w:sz w:val="15"/>
-        </w:rPr>
-        <w:t xml:space="preserve"> </w:t>
-      </w:r>
-      <w:r>
-        <w:rPr>
-          <w:rFonts w:asciiTheme="minorHAnsi" w:hAnsiTheme="minorHAnsi" w:cstheme="minorHAnsi"/>
-          <w:b/>
-          <w:color w:val="535353"/>
-          <w:sz w:val="15"/>
-        </w:rPr>
-        <w:t>PLANT</w:t>
-      </w:r>
-      <w:r>
-        <w:rPr>
-          <w:rFonts w:asciiTheme="minorHAnsi" w:hAnsiTheme="minorHAnsi" w:cstheme="minorHAnsi"/>
-          <w:b/>
-          <w:color w:val="535353"/>
-          <w:spacing w:val="22"/>
-          <w:sz w:val="15"/>
-        </w:rPr>
-        <w:t xml:space="preserve"> </w:t>
-      </w:r>
-      <w:r>
-        <w:rPr>
-          <w:rFonts w:asciiTheme="minorHAnsi" w:hAnsiTheme="minorHAnsi" w:cstheme="minorHAnsi"/>
-          <w:b/>
-          <w:color w:val="535353"/>
-          <w:sz w:val="15"/>
-        </w:rPr>
-        <w:t>(with</w:t>
-      </w:r>
-      <w:r>
-        <w:rPr>
-          <w:rFonts w:asciiTheme="minorHAnsi" w:hAnsiTheme="minorHAnsi" w:cstheme="minorHAnsi"/>
-          <w:b/>
-          <w:color w:val="535353"/>
-          <w:spacing w:val="22"/>
-          <w:sz w:val="15"/>
-        </w:rPr>
-        <w:t xml:space="preserve"> </w:t>
-      </w:r>
-      <w:r>
-        <w:rPr>
-          <w:rFonts w:asciiTheme="minorHAnsi" w:hAnsiTheme="minorHAnsi" w:cstheme="minorHAnsi"/>
-          <w:b/>
-          <w:color w:val="535353"/>
-          <w:sz w:val="15"/>
-        </w:rPr>
-        <w:t>Net-metering</w:t>
-      </w:r>
-      <w:r>
-        <w:rPr>
-          <w:rFonts w:asciiTheme="minorHAnsi" w:hAnsiTheme="minorHAnsi" w:cstheme="minorHAnsi"/>
-          <w:b/>
-          <w:color w:val="535353"/>
-          <w:spacing w:val="22"/>
-          <w:sz w:val="15"/>
-        </w:rPr>
-        <w:t xml:space="preserve"> </w:t>
-      </w:r>
-      <w:r>
-        <w:rPr>
-          <w:rFonts w:asciiTheme="minorHAnsi" w:hAnsiTheme="minorHAnsi" w:cstheme="minorHAnsi"/>
-          <w:b/>
-          <w:color w:val="535353"/>
-          <w:spacing w:val="-2"/>
-          <w:sz w:val="15"/>
-        </w:rPr>
-        <w:t>facility)</w:t>
-      </w:r>
-    </w:p>
-    <w:p>
-      <w:pPr>
-        <w:pStyle w:val="BodyText"/>
-        <w:spacing w:before="158"/>
-        <w:rPr>
-          <w:rFonts w:asciiTheme="minorHAnsi" w:hAnsiTheme="minorHAnsi" w:cstheme="minorHAnsi"/>
-          <w:b/>
-          <w:sz w:val="15"/>
-        </w:rPr>
-      </w:pPr>
-    </w:p>
-    <w:p>
-      <w:pPr>
-        <w:spacing w:before="1" w:line="360" w:lineRule="auto"/>
-        <w:ind w:left="86"/>
-        <w:rPr>
-          <w:rFonts w:asciiTheme="minorHAnsi" w:hAnsiTheme="minorHAnsi" w:cstheme="minorHAnsi"/>
-          <w:sz w:val="18"/>
-        </w:rPr>
-      </w:pPr>
-      <w:r>
-        <w:rPr>
-          <w:rFonts w:asciiTheme="minorHAnsi" w:hAnsiTheme="minorHAnsi" w:cstheme="minorHAnsi"/>
           <w:sz w:val="18"/>
           <w:szCs w:val="18"/>
         </w:rPr>
-        <w:t>Certified</w:t>
-      </w:r>
-      <w:r>
-        <w:rPr>
-          <w:rFonts w:asciiTheme="minorHAnsi" w:hAnsiTheme="minorHAnsi" w:cstheme="minorHAnsi"/>
-          <w:spacing w:val="-10"/>
-          <w:sz w:val="18"/>
-          <w:szCs w:val="18"/>
-        </w:rPr>
-        <w:t xml:space="preserve"> </w:t>
-      </w:r>
-      <w:r>
-        <w:rPr>
-          <w:rFonts w:asciiTheme="minorHAnsi" w:hAnsiTheme="minorHAnsi" w:cstheme="minorHAnsi"/>
-          <w:sz w:val="18"/>
-          <w:szCs w:val="18"/>
-        </w:rPr>
-        <w:t>that</w:t>
-      </w:r>
-      <w:r>
-        <w:rPr>
-          <w:rFonts w:asciiTheme="minorHAnsi" w:hAnsiTheme="minorHAnsi" w:cstheme="minorHAnsi"/>
-          <w:spacing w:val="-6"/>
-          <w:sz w:val="18"/>
-          <w:szCs w:val="18"/>
-        </w:rPr>
-        <w:t xml:space="preserve"> </w:t>
-      </w:r>
-      <w:r>
-        <w:rPr>
-          <w:rFonts w:asciiTheme="minorHAnsi" w:hAnsiTheme="minorHAnsi" w:cstheme="minorHAnsi"/>
-          <w:sz w:val="18"/>
-          <w:szCs w:val="18"/>
-        </w:rPr>
-        <w:t>a</w:t>
-      </w:r>
-      <w:r>
-        <w:rPr>
-          <w:rFonts w:asciiTheme="minorHAnsi" w:hAnsiTheme="minorHAnsi" w:cstheme="minorHAnsi"/>
-          <w:spacing w:val="-6"/>
-          <w:sz w:val="18"/>
-          <w:szCs w:val="18"/>
-        </w:rPr>
-        <w:t xml:space="preserve"> </w:t>
-      </w:r>
-      <w:r>
-        <w:rPr>
-          <w:rFonts w:asciiTheme="minorHAnsi" w:hAnsiTheme="minorHAnsi" w:cstheme="minorHAnsi"/>
-          <w:sz w:val="18"/>
-          <w:szCs w:val="18"/>
-        </w:rPr>
-        <w:t>Grid</w:t>
-      </w:r>
-      <w:r>
-        <w:rPr>
-          <w:rFonts w:asciiTheme="minorHAnsi" w:hAnsiTheme="minorHAnsi" w:cstheme="minorHAnsi"/>
-          <w:spacing w:val="-4"/>
-          <w:sz w:val="18"/>
-          <w:szCs w:val="18"/>
-        </w:rPr>
-        <w:t xml:space="preserve"> </w:t>
-      </w:r>
-      <w:r>
-        <w:rPr>
-          <w:rFonts w:asciiTheme="minorHAnsi" w:hAnsiTheme="minorHAnsi" w:cstheme="minorHAnsi"/>
-          <w:sz w:val="18"/>
-          <w:szCs w:val="18"/>
-        </w:rPr>
-        <w:t>Connected</w:t>
-      </w:r>
-      <w:r>
-        <w:rPr>
-          <w:rFonts w:asciiTheme="minorHAnsi" w:hAnsiTheme="minorHAnsi" w:cstheme="minorHAnsi"/>
-          <w:spacing w:val="-6"/>
-          <w:sz w:val="18"/>
-          <w:szCs w:val="18"/>
-        </w:rPr>
-        <w:t xml:space="preserve"> </w:t>
-      </w:r>
-      <w:r>
-        <w:rPr>
-          <w:rFonts w:asciiTheme="minorHAnsi" w:hAnsiTheme="minorHAnsi" w:cstheme="minorHAnsi"/>
-          <w:sz w:val="18"/>
-          <w:szCs w:val="18"/>
-        </w:rPr>
-        <w:t>SPV</w:t>
-      </w:r>
-      <w:r>
-        <w:rPr>
-          <w:rFonts w:asciiTheme="minorHAnsi" w:hAnsiTheme="minorHAnsi" w:cstheme="minorHAnsi"/>
-          <w:spacing w:val="-7"/>
-          <w:sz w:val="18"/>
-          <w:szCs w:val="18"/>
-        </w:rPr>
-        <w:t xml:space="preserve"> </w:t>
-      </w:r>
-      <w:r>
-        <w:rPr>
-          <w:rFonts w:asciiTheme="minorHAnsi" w:hAnsiTheme="minorHAnsi" w:cstheme="minorHAnsi"/>
-          <w:sz w:val="18"/>
-          <w:szCs w:val="18"/>
-        </w:rPr>
-        <w:t>Power</w:t>
-      </w:r>
-      <w:r>
-        <w:rPr>
-          <w:rFonts w:asciiTheme="minorHAnsi" w:hAnsiTheme="minorHAnsi" w:cstheme="minorHAnsi"/>
-          <w:spacing w:val="-7"/>
-          <w:sz w:val="18"/>
-          <w:szCs w:val="18"/>
-        </w:rPr>
-        <w:t xml:space="preserve"> </w:t>
-      </w:r>
-      <w:r>
-        <w:rPr>
-          <w:rFonts w:asciiTheme="minorHAnsi" w:hAnsiTheme="minorHAnsi" w:cstheme="minorHAnsi"/>
-          <w:sz w:val="18"/>
-          <w:szCs w:val="18"/>
-        </w:rPr>
-        <w:t>Plant</w:t>
-      </w:r>
-      <w:r>
-        <w:rPr>
-          <w:rFonts w:asciiTheme="minorHAnsi" w:hAnsiTheme="minorHAnsi" w:cstheme="minorHAnsi"/>
-          <w:spacing w:val="-8"/>
-          <w:sz w:val="18"/>
-          <w:szCs w:val="18"/>
-        </w:rPr>
-        <w:t xml:space="preserve"> </w:t>
-      </w:r>
-      <w:r>
-        <w:rPr>
-          <w:rFonts w:asciiTheme="minorHAnsi" w:hAnsiTheme="minorHAnsi" w:cstheme="minorHAnsi"/>
-          <w:sz w:val="18"/>
-          <w:szCs w:val="18"/>
-        </w:rPr>
-        <w:t>of</w:t>
-      </w:r>
-      <w:r>
-        <w:rPr>
-          <w:rFonts w:asciiTheme="minorHAnsi" w:hAnsiTheme="minorHAnsi" w:cstheme="minorHAnsi"/>
-          <w:sz w:val="18"/>
-          <w:szCs w:val="18"/>
-        </w:rPr>
-        <w:t xml:space="preserve"> </w:t>
-      </w:r>
-      <w:r>
-        <w:rPr>
-          <w:rFonts w:asciiTheme="minorHAnsi" w:hAnsiTheme="minorHAnsi" w:cstheme="minorHAnsi"/>
-          <w:b/>
-          <w:bCs/>
-          <w:sz w:val="18"/>
-          <w:szCs w:val="18"/>
-        </w:rPr>
-        <w:t>{{</w:t>
-      </w:r>
-      <w:proofErr w:type="spellStart"/>
-      <w:r>
-        <w:rPr>
-          <w:rFonts w:asciiTheme="minorHAnsi" w:hAnsiTheme="minorHAnsi" w:cstheme="minorHAnsi"/>
-          <w:b/>
-          <w:bCs/>
-          <w:sz w:val="18"/>
-          <w:szCs w:val="18"/>
-        </w:rPr>
-        <w:t>sanctioned</w:t>
-      </w:r>
-      <w:r>
-        <w:rPr>
-          <w:rFonts w:asciiTheme="minorHAnsi" w:hAnsiTheme="minorHAnsi" w:cstheme="minorHAnsi"/>
-          <w:b/>
-          <w:bCs/>
-          <w:spacing w:val="-4"/>
-          <w:sz w:val="18"/>
-          <w:szCs w:val="18"/>
-        </w:rPr>
-        <w:t>_</w:t>
-      </w:r>
-      <w:r>
-        <w:rPr>
-          <w:rFonts w:asciiTheme="minorHAnsi" w:hAnsiTheme="minorHAnsi" w:cstheme="minorHAnsi"/>
-          <w:b/>
-          <w:bCs/>
-          <w:sz w:val="18"/>
-          <w:szCs w:val="18"/>
-        </w:rPr>
-        <w:t>capacity</w:t>
-      </w:r>
-      <w:proofErr w:type="spellEnd"/>
-      <w:r>
-        <w:rPr>
-          <w:rFonts w:asciiTheme="minorHAnsi" w:hAnsiTheme="minorHAnsi" w:cstheme="minorHAnsi"/>
-          <w:b/>
-          <w:bCs/>
-          <w:sz w:val="18"/>
-          <w:szCs w:val="18"/>
-        </w:rPr>
-        <w:t>}}</w:t>
-      </w:r>
-      <w:r>
-        <w:rPr>
-          <w:rFonts w:asciiTheme="minorHAnsi" w:hAnsiTheme="minorHAnsi" w:cstheme="minorHAnsi"/>
-          <w:sz w:val="18"/>
-          <w:szCs w:val="18"/>
-        </w:rPr>
-        <w:t xml:space="preserve"> </w:t>
-      </w:r>
-      <w:proofErr w:type="spellStart"/>
-      <w:r>
-        <w:rPr>
-          <w:rFonts w:asciiTheme="minorHAnsi" w:hAnsiTheme="minorHAnsi" w:cstheme="minorHAnsi"/>
-          <w:sz w:val="18"/>
-          <w:szCs w:val="18"/>
-        </w:rPr>
-        <w:t>KWp</w:t>
-      </w:r>
-      <w:proofErr w:type="spellEnd"/>
-      <w:r>
-        <w:rPr>
-          <w:rFonts w:asciiTheme="minorHAnsi" w:hAnsiTheme="minorHAnsi" w:cstheme="minorHAnsi"/>
-          <w:spacing w:val="-7"/>
-          <w:sz w:val="18"/>
-          <w:szCs w:val="18"/>
-        </w:rPr>
-        <w:t xml:space="preserve"> </w:t>
-      </w:r>
-      <w:r>
-        <w:rPr>
-          <w:rFonts w:asciiTheme="minorHAnsi" w:hAnsiTheme="minorHAnsi" w:cstheme="minorHAnsi"/>
-          <w:sz w:val="18"/>
-          <w:szCs w:val="18"/>
-        </w:rPr>
-        <w:t>capacity</w:t>
-      </w:r>
-      <w:r>
-        <w:rPr>
-          <w:rFonts w:asciiTheme="minorHAnsi" w:hAnsiTheme="minorHAnsi" w:cstheme="minorHAnsi"/>
-          <w:spacing w:val="-7"/>
-          <w:sz w:val="18"/>
-          <w:szCs w:val="18"/>
-        </w:rPr>
-        <w:t xml:space="preserve"> </w:t>
-      </w:r>
-      <w:r>
-        <w:rPr>
-          <w:rFonts w:asciiTheme="minorHAnsi" w:hAnsiTheme="minorHAnsi" w:cstheme="minorHAnsi"/>
-          <w:sz w:val="18"/>
-          <w:szCs w:val="18"/>
-        </w:rPr>
-        <w:t>has</w:t>
-      </w:r>
-      <w:r>
-        <w:rPr>
-          <w:rFonts w:asciiTheme="minorHAnsi" w:hAnsiTheme="minorHAnsi" w:cstheme="minorHAnsi"/>
-          <w:spacing w:val="-6"/>
-          <w:sz w:val="18"/>
-          <w:szCs w:val="18"/>
-        </w:rPr>
-        <w:t xml:space="preserve"> </w:t>
-      </w:r>
-      <w:r>
-        <w:rPr>
-          <w:rFonts w:asciiTheme="minorHAnsi" w:hAnsiTheme="minorHAnsi" w:cstheme="minorHAnsi"/>
-          <w:sz w:val="18"/>
-          <w:szCs w:val="18"/>
-        </w:rPr>
-        <w:t>been</w:t>
-      </w:r>
-      <w:r>
-        <w:rPr>
-          <w:rFonts w:asciiTheme="minorHAnsi" w:hAnsiTheme="minorHAnsi" w:cstheme="minorHAnsi"/>
-          <w:spacing w:val="-6"/>
-          <w:sz w:val="18"/>
-          <w:szCs w:val="18"/>
-        </w:rPr>
-        <w:t xml:space="preserve"> </w:t>
-      </w:r>
-      <w:r>
-        <w:rPr>
-          <w:rFonts w:asciiTheme="minorHAnsi" w:hAnsiTheme="minorHAnsi" w:cstheme="minorHAnsi"/>
-          <w:sz w:val="18"/>
-          <w:szCs w:val="18"/>
-        </w:rPr>
-        <w:t>installed</w:t>
-      </w:r>
-      <w:r>
-        <w:rPr>
-          <w:rFonts w:asciiTheme="minorHAnsi" w:hAnsiTheme="minorHAnsi" w:cstheme="minorHAnsi"/>
-          <w:spacing w:val="-6"/>
-          <w:sz w:val="18"/>
-          <w:szCs w:val="18"/>
-        </w:rPr>
-        <w:t xml:space="preserve"> </w:t>
-      </w:r>
-      <w:r>
-        <w:rPr>
-          <w:rFonts w:asciiTheme="minorHAnsi" w:hAnsiTheme="minorHAnsi" w:cstheme="minorHAnsi"/>
-          <w:sz w:val="18"/>
-          <w:szCs w:val="18"/>
-        </w:rPr>
-        <w:t>at</w:t>
-      </w:r>
-      <w:r>
-        <w:rPr>
-          <w:rFonts w:asciiTheme="minorHAnsi" w:hAnsiTheme="minorHAnsi" w:cstheme="minorHAnsi"/>
-          <w:spacing w:val="-6"/>
-          <w:sz w:val="18"/>
-          <w:szCs w:val="18"/>
-        </w:rPr>
-        <w:t xml:space="preserve"> </w:t>
-      </w:r>
-      <w:r>
-        <w:rPr>
-          <w:rFonts w:asciiTheme="minorHAnsi" w:hAnsiTheme="minorHAnsi" w:cstheme="minorHAnsi"/>
-          <w:sz w:val="18"/>
-          <w:szCs w:val="18"/>
-        </w:rPr>
-        <w:t>the</w:t>
-      </w:r>
-      <w:r>
-        <w:rPr>
-          <w:rFonts w:asciiTheme="minorHAnsi" w:hAnsiTheme="minorHAnsi" w:cstheme="minorHAnsi"/>
-          <w:spacing w:val="-8"/>
-          <w:sz w:val="18"/>
-          <w:szCs w:val="18"/>
-        </w:rPr>
-        <w:t xml:space="preserve"> </w:t>
-      </w:r>
-      <w:r>
-        <w:rPr>
-          <w:rFonts w:asciiTheme="minorHAnsi" w:hAnsiTheme="minorHAnsi" w:cstheme="minorHAnsi"/>
-          <w:sz w:val="18"/>
-          <w:szCs w:val="18"/>
-        </w:rPr>
-        <w:t>site</w:t>
-      </w:r>
-      <w:r>
-        <w:rPr>
-          <w:rFonts w:asciiTheme="minorHAnsi" w:hAnsiTheme="minorHAnsi" w:cstheme="minorHAnsi"/>
-          <w:spacing w:val="-6"/>
-          <w:sz w:val="18"/>
-          <w:szCs w:val="18"/>
-        </w:rPr>
-        <w:t xml:space="preserve"> </w:t>
-      </w:r>
-      <w:r>
-        <w:rPr>
-          <w:rFonts w:asciiTheme="minorHAnsi" w:hAnsiTheme="minorHAnsi" w:cstheme="minorHAnsi"/>
+        <w:t xml:space="preserve"> </w:t>
+      </w:r>
+      <w:r>
+        <w:rPr>
+          <w:rFonts w:asciiTheme="minorHAnsi" w:hAnsiTheme="minorHAnsi" w:cstheme="minorHAnsi"/>
+          <w:b/>
+          <w:color w:val="535353"/>
           <w:spacing w:val="-2"/>
           <w:sz w:val="18"/>
           <w:szCs w:val="18"/>
         </w:rPr>
-        <w:t>{{</w:t>
-      </w:r>
-      <w:proofErr w:type="spellStart"/>
-      <w:r>
-        <w:rPr>
-          <w:rFonts w:asciiTheme="minorHAnsi" w:hAnsiTheme="minorHAnsi" w:cstheme="minorHAnsi"/>
+        <w:t>SOLAR</w:t>
+      </w:r>
+    </w:p>
+    <w:p>
+      <w:pPr>
+        <w:ind w:left="186" w:right="478"/>
+        <w:jc w:val="center"/>
+        <w:rPr>
+          <w:rFonts w:asciiTheme="minorHAnsi" w:hAnsiTheme="minorHAnsi" w:cstheme="minorHAnsi"/>
+          <w:b/>
+          <w:sz w:val="18"/>
+          <w:szCs w:val="18"/>
+        </w:rPr>
+      </w:pPr>
+      <w:r>
+        <w:rPr>
+          <w:rFonts w:asciiTheme="minorHAnsi" w:hAnsiTheme="minorHAnsi" w:cstheme="minorHAnsi"/>
+          <w:b/>
+          <w:color w:val="535353"/>
+          <w:sz w:val="18"/>
+          <w:szCs w:val="18"/>
+        </w:rPr>
+        <w:t>PHOTOVOLTAIC</w:t>
+      </w:r>
+      <w:r>
+        <w:rPr>
+          <w:rFonts w:asciiTheme="minorHAnsi" w:hAnsiTheme="minorHAnsi" w:cstheme="minorHAnsi"/>
+          <w:b/>
+          <w:color w:val="535353"/>
+          <w:spacing w:val="22"/>
+          <w:sz w:val="18"/>
+          <w:szCs w:val="18"/>
+        </w:rPr>
+        <w:t xml:space="preserve"> </w:t>
+      </w:r>
+      <w:r>
+        <w:rPr>
+          <w:rFonts w:asciiTheme="minorHAnsi" w:hAnsiTheme="minorHAnsi" w:cstheme="minorHAnsi"/>
+          <w:b/>
+          <w:color w:val="535353"/>
+          <w:sz w:val="18"/>
+          <w:szCs w:val="18"/>
+        </w:rPr>
+        <w:t>POWER</w:t>
+      </w:r>
+      <w:r>
+        <w:rPr>
+          <w:rFonts w:asciiTheme="minorHAnsi" w:hAnsiTheme="minorHAnsi" w:cstheme="minorHAnsi"/>
+          <w:b/>
+          <w:color w:val="535353"/>
+          <w:spacing w:val="24"/>
+          <w:sz w:val="18"/>
+          <w:szCs w:val="18"/>
+        </w:rPr>
+        <w:t xml:space="preserve"> </w:t>
+      </w:r>
+      <w:r>
+        <w:rPr>
+          <w:rFonts w:asciiTheme="minorHAnsi" w:hAnsiTheme="minorHAnsi" w:cstheme="minorHAnsi"/>
+          <w:b/>
+          <w:color w:val="535353"/>
+          <w:sz w:val="18"/>
+          <w:szCs w:val="18"/>
+        </w:rPr>
+        <w:t>PLANT</w:t>
+      </w:r>
+      <w:r>
+        <w:rPr>
+          <w:rFonts w:asciiTheme="minorHAnsi" w:hAnsiTheme="minorHAnsi" w:cstheme="minorHAnsi"/>
+          <w:b/>
+          <w:color w:val="535353"/>
+          <w:spacing w:val="22"/>
+          <w:sz w:val="18"/>
+          <w:szCs w:val="18"/>
+        </w:rPr>
+        <w:t xml:space="preserve"> </w:t>
+      </w:r>
+      <w:r>
+        <w:rPr>
+          <w:rFonts w:asciiTheme="minorHAnsi" w:hAnsiTheme="minorHAnsi" w:cstheme="minorHAnsi"/>
+          <w:b/>
+          <w:color w:val="535353"/>
+          <w:sz w:val="18"/>
+          <w:szCs w:val="18"/>
+        </w:rPr>
+        <w:t>(with</w:t>
+      </w:r>
+      <w:r>
+        <w:rPr>
+          <w:rFonts w:asciiTheme="minorHAnsi" w:hAnsiTheme="minorHAnsi" w:cstheme="minorHAnsi"/>
+          <w:b/>
+          <w:color w:val="535353"/>
+          <w:spacing w:val="22"/>
+          <w:sz w:val="18"/>
+          <w:szCs w:val="18"/>
+        </w:rPr>
+        <w:t xml:space="preserve"> </w:t>
+      </w:r>
+      <w:r>
+        <w:rPr>
+          <w:rFonts w:asciiTheme="minorHAnsi" w:hAnsiTheme="minorHAnsi" w:cstheme="minorHAnsi"/>
+          <w:b/>
+          <w:color w:val="535353"/>
+          <w:sz w:val="18"/>
+          <w:szCs w:val="18"/>
+        </w:rPr>
+        <w:t>Net-metering</w:t>
+      </w:r>
+      <w:r>
+        <w:rPr>
+          <w:rFonts w:asciiTheme="minorHAnsi" w:hAnsiTheme="minorHAnsi" w:cstheme="minorHAnsi"/>
+          <w:b/>
+          <w:color w:val="535353"/>
+          <w:spacing w:val="22"/>
+          <w:sz w:val="18"/>
+          <w:szCs w:val="18"/>
+        </w:rPr>
+        <w:t xml:space="preserve"> </w:t>
+      </w:r>
+      <w:r>
+        <w:rPr>
+          <w:rFonts w:asciiTheme="minorHAnsi" w:hAnsiTheme="minorHAnsi" w:cstheme="minorHAnsi"/>
+          <w:b/>
+          <w:color w:val="535353"/>
           <w:spacing w:val="-2"/>
           <w:sz w:val="18"/>
           <w:szCs w:val="18"/>
         </w:rPr>
-        <w:t>Site_</w:t>
-      </w:r>
-      <w:proofErr w:type="gramStart"/>
-      <w:r>
-        <w:rPr>
-          <w:rFonts w:asciiTheme="minorHAnsi" w:hAnsiTheme="minorHAnsi" w:cstheme="minorHAnsi"/>
-          <w:spacing w:val="-2"/>
-          <w:sz w:val="18"/>
-          <w:szCs w:val="18"/>
-        </w:rPr>
-        <w:t>address</w:t>
+        <w:t>facility)</w:t>
+      </w:r>
+    </w:p>
+    <w:p>
+      <w:pPr>
+        <w:pStyle w:val="BodyText"/>
+        <w:spacing w:before="158"/>
+        <w:rPr>
+          <w:rFonts w:asciiTheme="minorHAnsi" w:hAnsiTheme="minorHAnsi" w:cstheme="minorHAnsi"/>
+          <w:b/>
+          <w:sz w:val="15"/>
+        </w:rPr>
+      </w:pPr>
+    </w:p>
+    <w:p>
+      <w:pPr>
+        <w:spacing w:before="1"/>
+        <w:ind w:left="86"/>
+        <w:jc w:val="both"/>
+        <w:rPr>
+          <w:rFonts w:asciiTheme="minorHAnsi" w:hAnsiTheme="minorHAnsi" w:cstheme="minorHAnsi"/>
+          <w:sz w:val="20"/>
+          <w:szCs w:val="20"/>
+        </w:rPr>
+      </w:pPr>
+      <w:r>
+        <w:rPr>
+          <w:rFonts w:asciiTheme="minorHAnsi" w:hAnsiTheme="minorHAnsi" w:cstheme="minorHAnsi"/>
+          <w:sz w:val="20"/>
+          <w:szCs w:val="20"/>
+        </w:rPr>
+        <w:t>Certified</w:t>
+      </w:r>
+      <w:r>
+        <w:rPr>
+          <w:rFonts w:asciiTheme="minorHAnsi" w:hAnsiTheme="minorHAnsi" w:cstheme="minorHAnsi"/>
+          <w:spacing w:val="-10"/>
+          <w:sz w:val="20"/>
+          <w:szCs w:val="20"/>
+        </w:rPr>
+        <w:t xml:space="preserve"> </w:t>
+      </w:r>
+      <w:r>
+        <w:rPr>
+          <w:rFonts w:asciiTheme="minorHAnsi" w:hAnsiTheme="minorHAnsi" w:cstheme="minorHAnsi"/>
+          <w:sz w:val="20"/>
+          <w:szCs w:val="20"/>
+        </w:rPr>
+        <w:t>that</w:t>
+      </w:r>
+      <w:r>
+        <w:rPr>
+          <w:rFonts w:asciiTheme="minorHAnsi" w:hAnsiTheme="minorHAnsi" w:cstheme="minorHAnsi"/>
+          <w:spacing w:val="-6"/>
+          <w:sz w:val="20"/>
+          <w:szCs w:val="20"/>
+        </w:rPr>
+        <w:t xml:space="preserve"> </w:t>
+      </w:r>
+      <w:r>
+        <w:rPr>
+          <w:rFonts w:asciiTheme="minorHAnsi" w:hAnsiTheme="minorHAnsi" w:cstheme="minorHAnsi"/>
+          <w:sz w:val="20"/>
+          <w:szCs w:val="20"/>
+        </w:rPr>
+        <w:t>a</w:t>
+      </w:r>
+      <w:r>
+        <w:rPr>
+          <w:rFonts w:asciiTheme="minorHAnsi" w:hAnsiTheme="minorHAnsi" w:cstheme="minorHAnsi"/>
+          <w:spacing w:val="-6"/>
+          <w:sz w:val="20"/>
+          <w:szCs w:val="20"/>
+        </w:rPr>
+        <w:t xml:space="preserve"> </w:t>
+      </w:r>
+      <w:r>
+        <w:rPr>
+          <w:rFonts w:asciiTheme="minorHAnsi" w:hAnsiTheme="minorHAnsi" w:cstheme="minorHAnsi"/>
+          <w:sz w:val="20"/>
+          <w:szCs w:val="20"/>
+        </w:rPr>
+        <w:t>Grid</w:t>
+      </w:r>
+      <w:r>
+        <w:rPr>
+          <w:rFonts w:asciiTheme="minorHAnsi" w:hAnsiTheme="minorHAnsi" w:cstheme="minorHAnsi"/>
+          <w:spacing w:val="-4"/>
+          <w:sz w:val="20"/>
+          <w:szCs w:val="20"/>
+        </w:rPr>
+        <w:t xml:space="preserve"> </w:t>
+      </w:r>
+      <w:r>
+        <w:rPr>
+          <w:rFonts w:asciiTheme="minorHAnsi" w:hAnsiTheme="minorHAnsi" w:cstheme="minorHAnsi"/>
+          <w:sz w:val="20"/>
+          <w:szCs w:val="20"/>
+        </w:rPr>
+        <w:t>Connected</w:t>
+      </w:r>
+      <w:r>
+        <w:rPr>
+          <w:rFonts w:asciiTheme="minorHAnsi" w:hAnsiTheme="minorHAnsi" w:cstheme="minorHAnsi"/>
+          <w:spacing w:val="-6"/>
+          <w:sz w:val="20"/>
+          <w:szCs w:val="20"/>
+        </w:rPr>
+        <w:t xml:space="preserve"> </w:t>
+      </w:r>
+      <w:r>
+        <w:rPr>
+          <w:rFonts w:asciiTheme="minorHAnsi" w:hAnsiTheme="minorHAnsi" w:cstheme="minorHAnsi"/>
+          <w:sz w:val="20"/>
+          <w:szCs w:val="20"/>
+        </w:rPr>
+        <w:t>SPV</w:t>
+      </w:r>
+      <w:r>
+        <w:rPr>
+          <w:rFonts w:asciiTheme="minorHAnsi" w:hAnsiTheme="minorHAnsi" w:cstheme="minorHAnsi"/>
+          <w:spacing w:val="-7"/>
+          <w:sz w:val="20"/>
+          <w:szCs w:val="20"/>
+        </w:rPr>
+        <w:t xml:space="preserve"> </w:t>
+      </w:r>
+      <w:r>
+        <w:rPr>
+          <w:rFonts w:asciiTheme="minorHAnsi" w:hAnsiTheme="minorHAnsi" w:cstheme="minorHAnsi"/>
+          <w:sz w:val="20"/>
+          <w:szCs w:val="20"/>
+        </w:rPr>
+        <w:t>Power</w:t>
+      </w:r>
+      <w:r>
+        <w:rPr>
+          <w:rFonts w:asciiTheme="minorHAnsi" w:hAnsiTheme="minorHAnsi" w:cstheme="minorHAnsi"/>
+          <w:spacing w:val="-7"/>
+          <w:sz w:val="20"/>
+          <w:szCs w:val="20"/>
+        </w:rPr>
+        <w:t xml:space="preserve"> </w:t>
+      </w:r>
+      <w:r>
+        <w:rPr>
+          <w:rFonts w:asciiTheme="minorHAnsi" w:hAnsiTheme="minorHAnsi" w:cstheme="minorHAnsi"/>
+          <w:sz w:val="20"/>
+          <w:szCs w:val="20"/>
+        </w:rPr>
+        <w:t>Plant</w:t>
+      </w:r>
+      <w:r>
+        <w:rPr>
+          <w:rFonts w:asciiTheme="minorHAnsi" w:hAnsiTheme="minorHAnsi" w:cstheme="minorHAnsi"/>
+          <w:spacing w:val="-8"/>
+          <w:sz w:val="20"/>
+          <w:szCs w:val="20"/>
+        </w:rPr>
+        <w:t xml:space="preserve"> </w:t>
+      </w:r>
+      <w:r>
+        <w:rPr>
+          <w:rFonts w:asciiTheme="minorHAnsi" w:hAnsiTheme="minorHAnsi" w:cstheme="minorHAnsi"/>
+          <w:sz w:val="20"/>
+          <w:szCs w:val="20"/>
+        </w:rPr>
+        <w:t>of</w:t>
+      </w:r>
+      <w:r>
+        <w:rPr>
+          <w:rFonts w:asciiTheme="minorHAnsi" w:hAnsiTheme="minorHAnsi" w:cstheme="minorHAnsi"/>
+          <w:sz w:val="20"/>
+          <w:szCs w:val="20"/>
+        </w:rPr>
+        <w:t xml:space="preserve"> </w:t>
+      </w:r>
+      <w:r>
+        <w:rPr>
+          <w:rFonts w:asciiTheme="minorHAnsi" w:hAnsiTheme="minorHAnsi" w:cstheme="minorHAnsi"/>
+          <w:b/>
+          <w:bCs/>
+          <w:sz w:val="20"/>
+          <w:szCs w:val="20"/>
+        </w:rPr>
+        <w:t>{{</w:t>
+      </w:r>
+      <w:proofErr w:type="spellStart"/>
+      <w:r>
+        <w:rPr>
+          <w:rFonts w:asciiTheme="minorHAnsi" w:hAnsiTheme="minorHAnsi" w:cstheme="minorHAnsi"/>
+          <w:b/>
+          <w:bCs/>
+          <w:sz w:val="20"/>
+          <w:szCs w:val="20"/>
+        </w:rPr>
+        <w:t>sanctioned</w:t>
+      </w:r>
+      <w:r>
+        <w:rPr>
+          <w:rFonts w:asciiTheme="minorHAnsi" w:hAnsiTheme="minorHAnsi" w:cstheme="minorHAnsi"/>
+          <w:b/>
+          <w:bCs/>
+          <w:spacing w:val="-4"/>
+          <w:sz w:val="20"/>
+          <w:szCs w:val="20"/>
+        </w:rPr>
+        <w:t>_</w:t>
+      </w:r>
+      <w:r>
+        <w:rPr>
+          <w:rFonts w:asciiTheme="minorHAnsi" w:hAnsiTheme="minorHAnsi" w:cstheme="minorHAnsi"/>
+          <w:b/>
+          <w:bCs/>
+          <w:sz w:val="20"/>
+          <w:szCs w:val="20"/>
+        </w:rPr>
+        <w:t>capacity</w:t>
       </w:r>
       <w:proofErr w:type="spellEnd"/>
       <w:r>
         <w:rPr>
           <w:rFonts w:asciiTheme="minorHAnsi" w:hAnsiTheme="minorHAnsi" w:cstheme="minorHAnsi"/>
-          <w:spacing w:val="-2"/>
-          <w:sz w:val="18"/>
-          <w:szCs w:val="18"/>
+          <w:b/>
+          <w:bCs/>
+          <w:sz w:val="20"/>
+          <w:szCs w:val="20"/>
         </w:rPr>
         <w:t>}}</w:t>
       </w:r>
       <w:r>
         <w:rPr>
           <w:rFonts w:asciiTheme="minorHAnsi" w:hAnsiTheme="minorHAnsi" w:cstheme="minorHAnsi"/>
-          <w:sz w:val="18"/>
-          <w:szCs w:val="18"/>
-        </w:rPr>
-        <w:t>, {{</w:t>
-      </w:r>
-      <w:proofErr w:type="gramEnd"/>
-      <w:r>
-        <w:rPr>
-          <w:rFonts w:asciiTheme="minorHAnsi" w:hAnsiTheme="minorHAnsi" w:cstheme="minorHAnsi"/>
-          <w:sz w:val="18"/>
-          <w:szCs w:val="18"/>
-        </w:rPr>
-        <w:t xml:space="preserve">district}} </w:t>
-      </w:r>
-      <w:r>
-        <w:rPr>
-          <w:rFonts w:asciiTheme="minorHAnsi" w:hAnsiTheme="minorHAnsi" w:cstheme="minorHAnsi"/>
-          <w:sz w:val="18"/>
-          <w:szCs w:val="18"/>
-        </w:rPr>
-        <w:t>of</w:t>
-      </w:r>
-      <w:r>
-        <w:rPr>
-          <w:rFonts w:asciiTheme="minorHAnsi" w:hAnsiTheme="minorHAnsi" w:cstheme="minorHAnsi"/>
-          <w:spacing w:val="-10"/>
-          <w:sz w:val="18"/>
-          <w:szCs w:val="18"/>
-        </w:rPr>
-        <w:t xml:space="preserve"> </w:t>
-      </w:r>
-      <w:r>
-        <w:rPr>
-          <w:rFonts w:asciiTheme="minorHAnsi" w:hAnsiTheme="minorHAnsi" w:cstheme="minorHAnsi"/>
-          <w:sz w:val="18"/>
-          <w:szCs w:val="18"/>
-        </w:rPr>
-        <w:t>MAHARASHTRA</w:t>
+          <w:sz w:val="20"/>
+          <w:szCs w:val="20"/>
+        </w:rPr>
+        <w:t xml:space="preserve"> </w:t>
+      </w:r>
+      <w:proofErr w:type="spellStart"/>
+      <w:r>
+        <w:rPr>
+          <w:rFonts w:asciiTheme="minorHAnsi" w:hAnsiTheme="minorHAnsi" w:cstheme="minorHAnsi"/>
+          <w:sz w:val="20"/>
+          <w:szCs w:val="20"/>
+        </w:rPr>
+        <w:t>KWp</w:t>
+      </w:r>
+      <w:proofErr w:type="spellEnd"/>
+      <w:r>
+        <w:rPr>
+          <w:rFonts w:asciiTheme="minorHAnsi" w:hAnsiTheme="minorHAnsi" w:cstheme="minorHAnsi"/>
+          <w:spacing w:val="-7"/>
+          <w:sz w:val="20"/>
+          <w:szCs w:val="20"/>
+        </w:rPr>
+        <w:t xml:space="preserve"> </w:t>
+      </w:r>
+      <w:r>
+        <w:rPr>
+          <w:rFonts w:asciiTheme="minorHAnsi" w:hAnsiTheme="minorHAnsi" w:cstheme="minorHAnsi"/>
+          <w:sz w:val="20"/>
+          <w:szCs w:val="20"/>
+        </w:rPr>
+        <w:t>capacity</w:t>
+      </w:r>
+      <w:r>
+        <w:rPr>
+          <w:rFonts w:asciiTheme="minorHAnsi" w:hAnsiTheme="minorHAnsi" w:cstheme="minorHAnsi"/>
+          <w:spacing w:val="-7"/>
+          <w:sz w:val="20"/>
+          <w:szCs w:val="20"/>
+        </w:rPr>
+        <w:t xml:space="preserve"> </w:t>
+      </w:r>
+      <w:r>
+        <w:rPr>
+          <w:rFonts w:asciiTheme="minorHAnsi" w:hAnsiTheme="minorHAnsi" w:cstheme="minorHAnsi"/>
+          <w:sz w:val="20"/>
+          <w:szCs w:val="20"/>
+        </w:rPr>
+        <w:t>has</w:t>
+      </w:r>
+      <w:r>
+        <w:rPr>
+          <w:rFonts w:asciiTheme="minorHAnsi" w:hAnsiTheme="minorHAnsi" w:cstheme="minorHAnsi"/>
+          <w:spacing w:val="-6"/>
+          <w:sz w:val="20"/>
+          <w:szCs w:val="20"/>
+        </w:rPr>
+        <w:t xml:space="preserve"> </w:t>
+      </w:r>
+      <w:r>
+        <w:rPr>
+          <w:rFonts w:asciiTheme="minorHAnsi" w:hAnsiTheme="minorHAnsi" w:cstheme="minorHAnsi"/>
+          <w:sz w:val="20"/>
+          <w:szCs w:val="20"/>
+        </w:rPr>
+        <w:t>been</w:t>
+      </w:r>
+      <w:r>
+        <w:rPr>
+          <w:rFonts w:asciiTheme="minorHAnsi" w:hAnsiTheme="minorHAnsi" w:cstheme="minorHAnsi"/>
+          <w:spacing w:val="-6"/>
+          <w:sz w:val="20"/>
+          <w:szCs w:val="20"/>
+        </w:rPr>
+        <w:t xml:space="preserve"> </w:t>
+      </w:r>
+      <w:r>
+        <w:rPr>
+          <w:rFonts w:asciiTheme="minorHAnsi" w:hAnsiTheme="minorHAnsi" w:cstheme="minorHAnsi"/>
+          <w:sz w:val="20"/>
+          <w:szCs w:val="20"/>
+        </w:rPr>
+        <w:t>installed</w:t>
+      </w:r>
+      <w:r>
+        <w:rPr>
+          <w:rFonts w:asciiTheme="minorHAnsi" w:hAnsiTheme="minorHAnsi" w:cstheme="minorHAnsi"/>
+          <w:spacing w:val="-6"/>
+          <w:sz w:val="20"/>
+          <w:szCs w:val="20"/>
+        </w:rPr>
+        <w:t xml:space="preserve"> </w:t>
+      </w:r>
+      <w:r>
+        <w:rPr>
+          <w:rFonts w:asciiTheme="minorHAnsi" w:hAnsiTheme="minorHAnsi" w:cstheme="minorHAnsi"/>
+          <w:sz w:val="20"/>
+          <w:szCs w:val="20"/>
+        </w:rPr>
+        <w:t>at</w:t>
+      </w:r>
+      <w:r>
+        <w:rPr>
+          <w:rFonts w:asciiTheme="minorHAnsi" w:hAnsiTheme="minorHAnsi" w:cstheme="minorHAnsi"/>
+          <w:spacing w:val="-6"/>
+          <w:sz w:val="20"/>
+          <w:szCs w:val="20"/>
+        </w:rPr>
+        <w:t xml:space="preserve"> </w:t>
+      </w:r>
+      <w:r>
+        <w:rPr>
+          <w:rFonts w:asciiTheme="minorHAnsi" w:hAnsiTheme="minorHAnsi" w:cstheme="minorHAnsi"/>
+          <w:sz w:val="20"/>
+          <w:szCs w:val="20"/>
+        </w:rPr>
+        <w:t>the</w:t>
       </w:r>
       <w:r>
         <w:rPr>
           <w:rFonts w:asciiTheme="minorHAnsi" w:hAnsiTheme="minorHAnsi" w:cstheme="minorHAnsi"/>
           <w:spacing w:val="-8"/>
-          <w:sz w:val="18"/>
-          <w:szCs w:val="18"/>
-        </w:rPr>
-        <w:t xml:space="preserve"> </w:t>
-      </w:r>
-      <w:r>
-        <w:rPr>
-          <w:rFonts w:asciiTheme="minorHAnsi" w:hAnsiTheme="minorHAnsi" w:cstheme="minorHAnsi"/>
-          <w:sz w:val="18"/>
-          <w:szCs w:val="18"/>
-        </w:rPr>
-        <w:t>which</w:t>
-      </w:r>
-      <w:r>
-        <w:rPr>
-          <w:rFonts w:asciiTheme="minorHAnsi" w:hAnsiTheme="minorHAnsi" w:cstheme="minorHAnsi"/>
-          <w:spacing w:val="-12"/>
-          <w:sz w:val="18"/>
-          <w:szCs w:val="18"/>
-        </w:rPr>
-        <w:t xml:space="preserve"> </w:t>
-      </w:r>
-      <w:r>
-        <w:rPr>
-          <w:rFonts w:asciiTheme="minorHAnsi" w:hAnsiTheme="minorHAnsi" w:cstheme="minorHAnsi"/>
-          <w:sz w:val="18"/>
-          <w:szCs w:val="18"/>
-        </w:rPr>
-        <w:t>has</w:t>
-      </w:r>
-      <w:r>
-        <w:rPr>
-          <w:rFonts w:asciiTheme="minorHAnsi" w:hAnsiTheme="minorHAnsi" w:cstheme="minorHAnsi"/>
-          <w:spacing w:val="-10"/>
-          <w:sz w:val="18"/>
-          <w:szCs w:val="18"/>
-        </w:rPr>
-        <w:t xml:space="preserve"> </w:t>
-      </w:r>
-      <w:r>
-        <w:rPr>
-          <w:rFonts w:asciiTheme="minorHAnsi" w:hAnsiTheme="minorHAnsi" w:cstheme="minorHAnsi"/>
-          <w:sz w:val="18"/>
-          <w:szCs w:val="18"/>
-        </w:rPr>
-        <w:t>been</w:t>
-      </w:r>
-      <w:r>
-        <w:rPr>
-          <w:rFonts w:asciiTheme="minorHAnsi" w:hAnsiTheme="minorHAnsi" w:cstheme="minorHAnsi"/>
-          <w:spacing w:val="-10"/>
-          <w:sz w:val="18"/>
-          <w:szCs w:val="18"/>
-        </w:rPr>
-        <w:t xml:space="preserve"> </w:t>
-      </w:r>
-      <w:r>
-        <w:rPr>
-          <w:rFonts w:asciiTheme="minorHAnsi" w:hAnsiTheme="minorHAnsi" w:cstheme="minorHAnsi"/>
-          <w:sz w:val="18"/>
-          <w:szCs w:val="18"/>
-        </w:rPr>
-        <w:t>installed</w:t>
-      </w:r>
-      <w:r>
-        <w:rPr>
-          <w:rFonts w:asciiTheme="minorHAnsi" w:hAnsiTheme="minorHAnsi" w:cstheme="minorHAnsi"/>
-          <w:spacing w:val="-10"/>
-          <w:sz w:val="18"/>
-          <w:szCs w:val="18"/>
-        </w:rPr>
-        <w:t xml:space="preserve"> </w:t>
-      </w:r>
-      <w:r>
-        <w:rPr>
-          <w:rFonts w:asciiTheme="minorHAnsi" w:hAnsiTheme="minorHAnsi" w:cstheme="minorHAnsi"/>
-          <w:sz w:val="18"/>
-          <w:szCs w:val="18"/>
-        </w:rPr>
-        <w:t>by</w:t>
-      </w:r>
-      <w:r>
-        <w:rPr>
-          <w:rFonts w:asciiTheme="minorHAnsi" w:hAnsiTheme="minorHAnsi" w:cstheme="minorHAnsi"/>
-          <w:spacing w:val="-11"/>
-          <w:sz w:val="18"/>
-          <w:szCs w:val="18"/>
-        </w:rPr>
-        <w:t xml:space="preserve"> </w:t>
-      </w:r>
-      <w:r>
-        <w:rPr>
-          <w:rFonts w:asciiTheme="minorHAnsi" w:hAnsiTheme="minorHAnsi" w:cstheme="minorHAnsi"/>
-          <w:spacing w:val="-5"/>
-          <w:sz w:val="18"/>
-          <w:szCs w:val="18"/>
-        </w:rPr>
-        <w:t>M/S</w:t>
-      </w:r>
-      <w:r>
-        <w:rPr>
-          <w:rFonts w:asciiTheme="minorHAnsi" w:hAnsiTheme="minorHAnsi" w:cstheme="minorHAnsi"/>
-          <w:sz w:val="18"/>
-          <w:szCs w:val="18"/>
-        </w:rPr>
-        <w:t xml:space="preserve"> </w:t>
-      </w:r>
-      <w:r>
-        <w:rPr>
-          <w:rFonts w:asciiTheme="minorHAnsi" w:hAnsiTheme="minorHAnsi" w:cstheme="minorHAnsi"/>
-          <w:b/>
-          <w:bCs/>
-          <w:sz w:val="18"/>
-          <w:szCs w:val="18"/>
-        </w:rPr>
-        <w:t>{{</w:t>
-      </w:r>
-      <w:proofErr w:type="spellStart"/>
-      <w:r>
-        <w:rPr>
-          <w:rFonts w:asciiTheme="minorHAnsi" w:hAnsiTheme="minorHAnsi" w:cstheme="minorHAnsi"/>
-          <w:b/>
-          <w:bCs/>
-          <w:sz w:val="18"/>
-          <w:szCs w:val="18"/>
-        </w:rPr>
-        <w:t>company_name</w:t>
-      </w:r>
-      <w:proofErr w:type="spellEnd"/>
-      <w:r>
-        <w:rPr>
-          <w:rFonts w:asciiTheme="minorHAnsi" w:hAnsiTheme="minorHAnsi" w:cstheme="minorHAnsi"/>
-          <w:b/>
-          <w:bCs/>
-          <w:sz w:val="18"/>
-          <w:szCs w:val="18"/>
-        </w:rPr>
-        <w:t>}}</w:t>
-      </w:r>
-      <w:r>
-        <w:rPr>
-          <w:rFonts w:asciiTheme="minorHAnsi" w:hAnsiTheme="minorHAnsi" w:cstheme="minorHAnsi"/>
-          <w:sz w:val="18"/>
-          <w:szCs w:val="18"/>
-        </w:rPr>
-        <w:t xml:space="preserve"> </w:t>
-      </w:r>
-      <w:r>
-        <w:rPr>
-          <w:rFonts w:asciiTheme="minorHAnsi" w:hAnsiTheme="minorHAnsi" w:cstheme="minorHAnsi"/>
-          <w:spacing w:val="-5"/>
-          <w:sz w:val="18"/>
-          <w:szCs w:val="18"/>
-        </w:rPr>
-        <w:t>on</w:t>
-      </w:r>
-      <w:r>
-        <w:rPr>
-          <w:rFonts w:asciiTheme="minorHAnsi" w:hAnsiTheme="minorHAnsi" w:cstheme="minorHAnsi"/>
-          <w:sz w:val="18"/>
-          <w:szCs w:val="18"/>
-        </w:rPr>
-        <w:t xml:space="preserve"> </w:t>
-      </w:r>
-      <w:r>
-        <w:rPr>
-          <w:rFonts w:asciiTheme="minorHAnsi" w:hAnsiTheme="minorHAnsi" w:cstheme="minorHAnsi"/>
-          <w:sz w:val="18"/>
-          <w:szCs w:val="18"/>
-        </w:rPr>
-        <w:t>{{</w:t>
-      </w:r>
-      <w:proofErr w:type="spellStart"/>
-      <w:r>
-        <w:rPr>
-          <w:rFonts w:asciiTheme="minorHAnsi" w:hAnsiTheme="minorHAnsi" w:cstheme="minorHAnsi"/>
-          <w:sz w:val="18"/>
-          <w:szCs w:val="18"/>
-        </w:rPr>
-        <w:t>installation_date</w:t>
-      </w:r>
-      <w:proofErr w:type="spellEnd"/>
-      <w:r>
-        <w:rPr>
-          <w:rFonts w:asciiTheme="minorHAnsi" w:hAnsiTheme="minorHAnsi" w:cstheme="minorHAnsi"/>
-          <w:sz w:val="18"/>
-          <w:szCs w:val="18"/>
-        </w:rPr>
-        <w:t xml:space="preserve">}} </w:t>
-      </w:r>
-      <w:r>
-        <w:rPr>
-          <w:rFonts w:asciiTheme="minorHAnsi" w:hAnsiTheme="minorHAnsi" w:cstheme="minorHAnsi"/>
-          <w:sz w:val="18"/>
-          <w:szCs w:val="18"/>
-        </w:rPr>
-        <w:t>The</w:t>
-      </w:r>
-      <w:r>
-        <w:rPr>
-          <w:rFonts w:asciiTheme="minorHAnsi" w:hAnsiTheme="minorHAnsi" w:cstheme="minorHAnsi"/>
-          <w:spacing w:val="17"/>
-          <w:sz w:val="18"/>
-          <w:szCs w:val="18"/>
-        </w:rPr>
-        <w:t xml:space="preserve"> </w:t>
-      </w:r>
-      <w:r>
-        <w:rPr>
-          <w:rFonts w:asciiTheme="minorHAnsi" w:hAnsiTheme="minorHAnsi" w:cstheme="minorHAnsi"/>
-          <w:sz w:val="18"/>
-          <w:szCs w:val="18"/>
-        </w:rPr>
-        <w:t>system</w:t>
-      </w:r>
-      <w:r>
-        <w:rPr>
-          <w:rFonts w:asciiTheme="minorHAnsi" w:hAnsiTheme="minorHAnsi" w:cstheme="minorHAnsi"/>
-          <w:spacing w:val="15"/>
-          <w:sz w:val="18"/>
-          <w:szCs w:val="18"/>
-        </w:rPr>
-        <w:t xml:space="preserve"> </w:t>
-      </w:r>
-      <w:r>
-        <w:rPr>
-          <w:rFonts w:asciiTheme="minorHAnsi" w:hAnsiTheme="minorHAnsi" w:cstheme="minorHAnsi"/>
-          <w:sz w:val="18"/>
-          <w:szCs w:val="18"/>
-        </w:rPr>
-        <w:t>is</w:t>
-      </w:r>
-      <w:r>
-        <w:rPr>
-          <w:rFonts w:asciiTheme="minorHAnsi" w:hAnsiTheme="minorHAnsi" w:cstheme="minorHAnsi"/>
-          <w:spacing w:val="16"/>
-          <w:sz w:val="18"/>
-          <w:szCs w:val="18"/>
-        </w:rPr>
-        <w:t xml:space="preserve"> </w:t>
-      </w:r>
-      <w:r>
-        <w:rPr>
-          <w:rFonts w:asciiTheme="minorHAnsi" w:hAnsiTheme="minorHAnsi" w:cstheme="minorHAnsi"/>
-          <w:sz w:val="18"/>
-          <w:szCs w:val="18"/>
-        </w:rPr>
-        <w:t>as</w:t>
-      </w:r>
-      <w:r>
-        <w:rPr>
-          <w:rFonts w:asciiTheme="minorHAnsi" w:hAnsiTheme="minorHAnsi" w:cstheme="minorHAnsi"/>
-          <w:spacing w:val="15"/>
-          <w:sz w:val="18"/>
-          <w:szCs w:val="18"/>
-        </w:rPr>
-        <w:t xml:space="preserve"> </w:t>
-      </w:r>
-      <w:r>
-        <w:rPr>
-          <w:rFonts w:asciiTheme="minorHAnsi" w:hAnsiTheme="minorHAnsi" w:cstheme="minorHAnsi"/>
-          <w:sz w:val="18"/>
-          <w:szCs w:val="18"/>
-        </w:rPr>
-        <w:t>per</w:t>
-      </w:r>
-      <w:r>
-        <w:rPr>
-          <w:rFonts w:asciiTheme="minorHAnsi" w:hAnsiTheme="minorHAnsi" w:cstheme="minorHAnsi"/>
-          <w:spacing w:val="17"/>
-          <w:sz w:val="18"/>
-          <w:szCs w:val="18"/>
-        </w:rPr>
-        <w:t xml:space="preserve"> </w:t>
-      </w:r>
-      <w:r>
-        <w:rPr>
-          <w:rFonts w:asciiTheme="minorHAnsi" w:hAnsiTheme="minorHAnsi" w:cstheme="minorHAnsi"/>
-          <w:sz w:val="18"/>
-          <w:szCs w:val="18"/>
-        </w:rPr>
-        <w:t>BIS/MNRE</w:t>
-      </w:r>
-      <w:r>
-        <w:rPr>
-          <w:rFonts w:asciiTheme="minorHAnsi" w:hAnsiTheme="minorHAnsi" w:cstheme="minorHAnsi"/>
-          <w:spacing w:val="17"/>
-          <w:sz w:val="18"/>
-          <w:szCs w:val="18"/>
-        </w:rPr>
-        <w:t xml:space="preserve"> </w:t>
-      </w:r>
-      <w:r>
-        <w:rPr>
-          <w:rFonts w:asciiTheme="minorHAnsi" w:hAnsiTheme="minorHAnsi" w:cstheme="minorHAnsi"/>
-          <w:sz w:val="18"/>
-          <w:szCs w:val="18"/>
-        </w:rPr>
-        <w:t>specifications.</w:t>
-      </w:r>
-      <w:r>
-        <w:rPr>
-          <w:rFonts w:asciiTheme="minorHAnsi" w:hAnsiTheme="minorHAnsi" w:cstheme="minorHAnsi"/>
-          <w:spacing w:val="17"/>
-          <w:sz w:val="18"/>
-          <w:szCs w:val="18"/>
-        </w:rPr>
-        <w:t xml:space="preserve"> </w:t>
-      </w:r>
-      <w:r>
-        <w:rPr>
-          <w:rFonts w:asciiTheme="minorHAnsi" w:hAnsiTheme="minorHAnsi" w:cstheme="minorHAnsi"/>
-          <w:sz w:val="18"/>
-          <w:szCs w:val="18"/>
-        </w:rPr>
-        <w:t>The</w:t>
-      </w:r>
-      <w:r>
-        <w:rPr>
-          <w:rFonts w:asciiTheme="minorHAnsi" w:hAnsiTheme="minorHAnsi" w:cstheme="minorHAnsi"/>
-          <w:spacing w:val="17"/>
-          <w:sz w:val="18"/>
-          <w:szCs w:val="18"/>
-        </w:rPr>
-        <w:t xml:space="preserve"> </w:t>
-      </w:r>
-      <w:r>
-        <w:rPr>
-          <w:rFonts w:asciiTheme="minorHAnsi" w:hAnsiTheme="minorHAnsi" w:cstheme="minorHAnsi"/>
-          <w:sz w:val="18"/>
-          <w:szCs w:val="18"/>
-        </w:rPr>
-        <w:t>system</w:t>
-      </w:r>
-      <w:r>
-        <w:rPr>
-          <w:rFonts w:asciiTheme="minorHAnsi" w:hAnsiTheme="minorHAnsi" w:cstheme="minorHAnsi"/>
-          <w:spacing w:val="18"/>
-          <w:sz w:val="18"/>
-          <w:szCs w:val="18"/>
-        </w:rPr>
-        <w:t xml:space="preserve"> </w:t>
-      </w:r>
-      <w:r>
-        <w:rPr>
-          <w:rFonts w:asciiTheme="minorHAnsi" w:hAnsiTheme="minorHAnsi" w:cstheme="minorHAnsi"/>
-          <w:sz w:val="18"/>
-          <w:szCs w:val="18"/>
-        </w:rPr>
-        <w:t>has</w:t>
-      </w:r>
-      <w:r>
-        <w:rPr>
-          <w:rFonts w:asciiTheme="minorHAnsi" w:hAnsiTheme="minorHAnsi" w:cstheme="minorHAnsi"/>
-          <w:spacing w:val="18"/>
-          <w:sz w:val="18"/>
-          <w:szCs w:val="18"/>
-        </w:rPr>
-        <w:t xml:space="preserve"> </w:t>
-      </w:r>
-      <w:r>
-        <w:rPr>
-          <w:rFonts w:asciiTheme="minorHAnsi" w:hAnsiTheme="minorHAnsi" w:cstheme="minorHAnsi"/>
-          <w:sz w:val="18"/>
-          <w:szCs w:val="18"/>
-        </w:rPr>
-        <w:t>been</w:t>
-      </w:r>
-      <w:r>
-        <w:rPr>
-          <w:rFonts w:asciiTheme="minorHAnsi" w:hAnsiTheme="minorHAnsi" w:cstheme="minorHAnsi"/>
-          <w:spacing w:val="16"/>
-          <w:sz w:val="18"/>
-          <w:szCs w:val="18"/>
-        </w:rPr>
-        <w:t xml:space="preserve"> </w:t>
-      </w:r>
-      <w:r>
-        <w:rPr>
-          <w:rFonts w:asciiTheme="minorHAnsi" w:hAnsiTheme="minorHAnsi" w:cstheme="minorHAnsi"/>
-          <w:sz w:val="18"/>
-          <w:szCs w:val="18"/>
-        </w:rPr>
-        <w:t>checked</w:t>
-      </w:r>
-      <w:r>
-        <w:rPr>
-          <w:rFonts w:asciiTheme="minorHAnsi" w:hAnsiTheme="minorHAnsi" w:cstheme="minorHAnsi"/>
-          <w:spacing w:val="17"/>
-          <w:sz w:val="18"/>
-          <w:szCs w:val="18"/>
-        </w:rPr>
-        <w:t xml:space="preserve"> </w:t>
-      </w:r>
-      <w:r>
-        <w:rPr>
-          <w:rFonts w:asciiTheme="minorHAnsi" w:hAnsiTheme="minorHAnsi" w:cstheme="minorHAnsi"/>
-          <w:sz w:val="18"/>
-          <w:szCs w:val="18"/>
-        </w:rPr>
-        <w:t>for</w:t>
-      </w:r>
-      <w:r>
-        <w:rPr>
-          <w:rFonts w:asciiTheme="minorHAnsi" w:hAnsiTheme="minorHAnsi" w:cstheme="minorHAnsi"/>
-          <w:spacing w:val="17"/>
-          <w:sz w:val="18"/>
-          <w:szCs w:val="18"/>
-        </w:rPr>
-        <w:t xml:space="preserve"> </w:t>
-      </w:r>
-      <w:r>
-        <w:rPr>
-          <w:rFonts w:asciiTheme="minorHAnsi" w:hAnsiTheme="minorHAnsi" w:cstheme="minorHAnsi"/>
-          <w:spacing w:val="-5"/>
-          <w:sz w:val="18"/>
-          <w:szCs w:val="18"/>
-        </w:rPr>
-        <w:t>its</w:t>
-      </w:r>
-      <w:r>
-        <w:rPr>
-          <w:rFonts w:asciiTheme="minorHAnsi" w:hAnsiTheme="minorHAnsi" w:cstheme="minorHAnsi"/>
-          <w:sz w:val="18"/>
-          <w:szCs w:val="18"/>
-        </w:rPr>
-        <w:t xml:space="preserve"> </w:t>
-      </w:r>
-      <w:r>
-        <w:rPr>
-          <w:rFonts w:asciiTheme="minorHAnsi" w:hAnsiTheme="minorHAnsi" w:cstheme="minorHAnsi"/>
-          <w:sz w:val="18"/>
-          <w:szCs w:val="18"/>
-        </w:rPr>
-        <w:t>performance</w:t>
-      </w:r>
-      <w:r>
-        <w:rPr>
-          <w:rFonts w:asciiTheme="minorHAnsi" w:hAnsiTheme="minorHAnsi" w:cstheme="minorHAnsi"/>
-          <w:spacing w:val="-7"/>
-          <w:sz w:val="18"/>
-          <w:szCs w:val="18"/>
-        </w:rPr>
-        <w:t xml:space="preserve"> </w:t>
-      </w:r>
-      <w:r>
-        <w:rPr>
-          <w:rFonts w:asciiTheme="minorHAnsi" w:hAnsiTheme="minorHAnsi" w:cstheme="minorHAnsi"/>
-          <w:sz w:val="18"/>
-          <w:szCs w:val="18"/>
-        </w:rPr>
-        <w:t>and</w:t>
+          <w:sz w:val="20"/>
+          <w:szCs w:val="20"/>
+        </w:rPr>
+        <w:t xml:space="preserve"> </w:t>
+      </w:r>
+      <w:r>
+        <w:rPr>
+          <w:rFonts w:asciiTheme="minorHAnsi" w:hAnsiTheme="minorHAnsi" w:cstheme="minorHAnsi"/>
+          <w:sz w:val="20"/>
+          <w:szCs w:val="20"/>
+        </w:rPr>
+        <w:t>site</w:t>
       </w:r>
       <w:r>
         <w:rPr>
           <w:rFonts w:asciiTheme="minorHAnsi" w:hAnsiTheme="minorHAnsi" w:cstheme="minorHAnsi"/>
           <w:spacing w:val="-6"/>
-          <w:sz w:val="18"/>
-          <w:szCs w:val="18"/>
-        </w:rPr>
-        <w:t xml:space="preserve"> </w:t>
-      </w:r>
-      <w:r>
-        <w:rPr>
-          <w:rFonts w:asciiTheme="minorHAnsi" w:hAnsiTheme="minorHAnsi" w:cstheme="minorHAnsi"/>
-          <w:sz w:val="18"/>
-          <w:szCs w:val="18"/>
-        </w:rPr>
-        <w:t>found</w:t>
-      </w:r>
-      <w:r>
-        <w:rPr>
-          <w:rFonts w:asciiTheme="minorHAnsi" w:hAnsiTheme="minorHAnsi" w:cstheme="minorHAnsi"/>
-          <w:spacing w:val="-8"/>
-          <w:sz w:val="18"/>
-          <w:szCs w:val="18"/>
-        </w:rPr>
-        <w:t xml:space="preserve"> </w:t>
-      </w:r>
-      <w:proofErr w:type="gramStart"/>
-      <w:r>
-        <w:rPr>
-          <w:rFonts w:asciiTheme="minorHAnsi" w:hAnsiTheme="minorHAnsi" w:cstheme="minorHAnsi"/>
-          <w:sz w:val="18"/>
-          <w:szCs w:val="18"/>
-        </w:rPr>
-        <w:t>in</w:t>
-      </w:r>
-      <w:r>
-        <w:rPr>
-          <w:rFonts w:asciiTheme="minorHAnsi" w:hAnsiTheme="minorHAnsi" w:cstheme="minorHAnsi"/>
-          <w:spacing w:val="-9"/>
-          <w:sz w:val="18"/>
-          <w:szCs w:val="18"/>
-        </w:rPr>
-        <w:t xml:space="preserve"> </w:t>
-      </w:r>
-      <w:r>
-        <w:rPr>
-          <w:rFonts w:asciiTheme="minorHAnsi" w:hAnsiTheme="minorHAnsi" w:cstheme="minorHAnsi"/>
-          <w:sz w:val="18"/>
-          <w:szCs w:val="18"/>
-        </w:rPr>
-        <w:t>order</w:t>
-      </w:r>
-      <w:r>
-        <w:rPr>
-          <w:rFonts w:asciiTheme="minorHAnsi" w:hAnsiTheme="minorHAnsi" w:cstheme="minorHAnsi"/>
-          <w:spacing w:val="-7"/>
-          <w:sz w:val="18"/>
-          <w:szCs w:val="18"/>
-        </w:rPr>
-        <w:t xml:space="preserve"> </w:t>
-      </w:r>
-      <w:r>
-        <w:rPr>
-          <w:rFonts w:asciiTheme="minorHAnsi" w:hAnsiTheme="minorHAnsi" w:cstheme="minorHAnsi"/>
-          <w:sz w:val="18"/>
-          <w:szCs w:val="18"/>
-        </w:rPr>
-        <w:t>for</w:t>
-      </w:r>
-      <w:proofErr w:type="gramEnd"/>
-      <w:r>
-        <w:rPr>
-          <w:rFonts w:asciiTheme="minorHAnsi" w:hAnsiTheme="minorHAnsi" w:cstheme="minorHAnsi"/>
-          <w:spacing w:val="-7"/>
-          <w:sz w:val="18"/>
-          <w:szCs w:val="18"/>
-        </w:rPr>
-        <w:t xml:space="preserve"> </w:t>
-      </w:r>
-      <w:r>
-        <w:rPr>
-          <w:rFonts w:asciiTheme="minorHAnsi" w:hAnsiTheme="minorHAnsi" w:cstheme="minorHAnsi"/>
-          <w:sz w:val="18"/>
-          <w:szCs w:val="18"/>
-        </w:rPr>
-        <w:t>further</w:t>
-      </w:r>
-      <w:r>
-        <w:rPr>
-          <w:rFonts w:asciiTheme="minorHAnsi" w:hAnsiTheme="minorHAnsi" w:cstheme="minorHAnsi"/>
-          <w:spacing w:val="-9"/>
-          <w:sz w:val="18"/>
-          <w:szCs w:val="18"/>
-        </w:rPr>
-        <w:t xml:space="preserve"> </w:t>
-      </w:r>
-      <w:r>
-        <w:rPr>
-          <w:rFonts w:asciiTheme="minorHAnsi" w:hAnsiTheme="minorHAnsi" w:cstheme="minorHAnsi"/>
-          <w:spacing w:val="-2"/>
-          <w:sz w:val="18"/>
-          <w:szCs w:val="18"/>
-        </w:rPr>
-        <w:t>commissioning</w:t>
+          <w:sz w:val="20"/>
+          <w:szCs w:val="20"/>
+        </w:rPr>
+        <w:t xml:space="preserve"> </w:t>
       </w:r>
       <w:r>
         <w:rPr>
@@ -8435,12 +7846,647 @@
           <w:sz w:val="20"/>
           <w:szCs w:val="20"/>
         </w:rPr>
-        <w:t>.</w:t>
-      </w:r>
-      <w:r>
-        <w:rPr>
-          <w:rFonts w:asciiTheme="minorHAnsi" w:hAnsiTheme="minorHAnsi" w:cstheme="minorHAnsi"/>
-          <w:sz w:val="18"/>
+        <w:t>{{</w:t>
+      </w:r>
+      <w:proofErr w:type="spellStart"/>
+      <w:r>
+        <w:rPr>
+          <w:rFonts w:asciiTheme="minorHAnsi" w:hAnsiTheme="minorHAnsi" w:cstheme="minorHAnsi"/>
+          <w:spacing w:val="-2"/>
+          <w:sz w:val="20"/>
+          <w:szCs w:val="20"/>
+        </w:rPr>
+        <w:t>Site_</w:t>
+      </w:r>
+      <w:proofErr w:type="gramStart"/>
+      <w:r>
+        <w:rPr>
+          <w:rFonts w:asciiTheme="minorHAnsi" w:hAnsiTheme="minorHAnsi" w:cstheme="minorHAnsi"/>
+          <w:spacing w:val="-2"/>
+          <w:sz w:val="20"/>
+          <w:szCs w:val="20"/>
+        </w:rPr>
+        <w:t>address</w:t>
+      </w:r>
+      <w:proofErr w:type="spellEnd"/>
+      <w:r>
+        <w:rPr>
+          <w:rFonts w:asciiTheme="minorHAnsi" w:hAnsiTheme="minorHAnsi" w:cstheme="minorHAnsi"/>
+          <w:spacing w:val="-2"/>
+          <w:sz w:val="20"/>
+          <w:szCs w:val="20"/>
+        </w:rPr>
+        <w:t>}}</w:t>
+      </w:r>
+      <w:r>
+        <w:rPr>
+          <w:rFonts w:asciiTheme="minorHAnsi" w:hAnsiTheme="minorHAnsi" w:cstheme="minorHAnsi"/>
+          <w:sz w:val="20"/>
+          <w:szCs w:val="20"/>
+        </w:rPr>
+        <w:t>, {{</w:t>
+      </w:r>
+      <w:proofErr w:type="gramEnd"/>
+      <w:r>
+        <w:rPr>
+          <w:rFonts w:asciiTheme="minorHAnsi" w:hAnsiTheme="minorHAnsi" w:cstheme="minorHAnsi"/>
+          <w:sz w:val="20"/>
+          <w:szCs w:val="20"/>
+        </w:rPr>
+        <w:t xml:space="preserve">district}} </w:t>
+      </w:r>
+      <w:r>
+        <w:rPr>
+          <w:rFonts w:asciiTheme="minorHAnsi" w:hAnsiTheme="minorHAnsi" w:cstheme="minorHAnsi"/>
+          <w:sz w:val="20"/>
+          <w:szCs w:val="20"/>
+        </w:rPr>
+        <w:t>of</w:t>
+      </w:r>
+      <w:r>
+        <w:rPr>
+          <w:rFonts w:asciiTheme="minorHAnsi" w:hAnsiTheme="minorHAnsi" w:cstheme="minorHAnsi"/>
+          <w:spacing w:val="-10"/>
+          <w:sz w:val="20"/>
+          <w:szCs w:val="20"/>
+        </w:rPr>
+        <w:t xml:space="preserve"> </w:t>
+      </w:r>
+      <w:r>
+        <w:rPr>
+          <w:rFonts w:asciiTheme="minorHAnsi" w:hAnsiTheme="minorHAnsi" w:cstheme="minorHAnsi"/>
+          <w:sz w:val="20"/>
+          <w:szCs w:val="20"/>
+        </w:rPr>
+        <w:t>MAHARASHTRA</w:t>
+      </w:r>
+      <w:r>
+        <w:rPr>
+          <w:rFonts w:asciiTheme="minorHAnsi" w:hAnsiTheme="minorHAnsi" w:cstheme="minorHAnsi"/>
+          <w:spacing w:val="-8"/>
+          <w:sz w:val="20"/>
+          <w:szCs w:val="20"/>
+        </w:rPr>
+        <w:t xml:space="preserve"> </w:t>
+      </w:r>
+      <w:r>
+        <w:rPr>
+          <w:rFonts w:asciiTheme="minorHAnsi" w:hAnsiTheme="minorHAnsi" w:cstheme="minorHAnsi"/>
+          <w:sz w:val="20"/>
+          <w:szCs w:val="20"/>
+        </w:rPr>
+        <w:t>which</w:t>
+      </w:r>
+      <w:r>
+        <w:rPr>
+          <w:rFonts w:asciiTheme="minorHAnsi" w:hAnsiTheme="minorHAnsi" w:cstheme="minorHAnsi"/>
+          <w:spacing w:val="-12"/>
+          <w:sz w:val="20"/>
+          <w:szCs w:val="20"/>
+        </w:rPr>
+        <w:t xml:space="preserve"> </w:t>
+      </w:r>
+      <w:r>
+        <w:rPr>
+          <w:rFonts w:asciiTheme="minorHAnsi" w:hAnsiTheme="minorHAnsi" w:cstheme="minorHAnsi"/>
+          <w:sz w:val="20"/>
+          <w:szCs w:val="20"/>
+        </w:rPr>
+        <w:t>has</w:t>
+      </w:r>
+      <w:r>
+        <w:rPr>
+          <w:rFonts w:asciiTheme="minorHAnsi" w:hAnsiTheme="minorHAnsi" w:cstheme="minorHAnsi"/>
+          <w:spacing w:val="-10"/>
+          <w:sz w:val="20"/>
+          <w:szCs w:val="20"/>
+        </w:rPr>
+        <w:t xml:space="preserve"> </w:t>
+      </w:r>
+      <w:r>
+        <w:rPr>
+          <w:rFonts w:asciiTheme="minorHAnsi" w:hAnsiTheme="minorHAnsi" w:cstheme="minorHAnsi"/>
+          <w:sz w:val="20"/>
+          <w:szCs w:val="20"/>
+        </w:rPr>
+        <w:t>been</w:t>
+      </w:r>
+      <w:r>
+        <w:rPr>
+          <w:rFonts w:asciiTheme="minorHAnsi" w:hAnsiTheme="minorHAnsi" w:cstheme="minorHAnsi"/>
+          <w:spacing w:val="-10"/>
+          <w:sz w:val="20"/>
+          <w:szCs w:val="20"/>
+        </w:rPr>
+        <w:t xml:space="preserve"> </w:t>
+      </w:r>
+      <w:r>
+        <w:rPr>
+          <w:rFonts w:asciiTheme="minorHAnsi" w:hAnsiTheme="minorHAnsi" w:cstheme="minorHAnsi"/>
+          <w:sz w:val="20"/>
+          <w:szCs w:val="20"/>
+        </w:rPr>
+        <w:t>installed</w:t>
+      </w:r>
+      <w:r>
+        <w:rPr>
+          <w:rFonts w:asciiTheme="minorHAnsi" w:hAnsiTheme="minorHAnsi" w:cstheme="minorHAnsi"/>
+          <w:spacing w:val="-10"/>
+          <w:sz w:val="20"/>
+          <w:szCs w:val="20"/>
+        </w:rPr>
+        <w:t xml:space="preserve"> </w:t>
+      </w:r>
+      <w:r>
+        <w:rPr>
+          <w:rFonts w:asciiTheme="minorHAnsi" w:hAnsiTheme="minorHAnsi" w:cstheme="minorHAnsi"/>
+          <w:sz w:val="20"/>
+          <w:szCs w:val="20"/>
+        </w:rPr>
+        <w:t>by</w:t>
+      </w:r>
+      <w:r>
+        <w:rPr>
+          <w:rFonts w:asciiTheme="minorHAnsi" w:hAnsiTheme="minorHAnsi" w:cstheme="minorHAnsi"/>
+          <w:spacing w:val="-11"/>
+          <w:sz w:val="20"/>
+          <w:szCs w:val="20"/>
+        </w:rPr>
+        <w:t xml:space="preserve"> </w:t>
+      </w:r>
+      <w:r>
+        <w:rPr>
+          <w:rFonts w:asciiTheme="minorHAnsi" w:hAnsiTheme="minorHAnsi" w:cstheme="minorHAnsi"/>
+          <w:spacing w:val="-5"/>
+          <w:sz w:val="20"/>
+          <w:szCs w:val="20"/>
+        </w:rPr>
+        <w:t>M/S</w:t>
+      </w:r>
+      <w:r>
+        <w:rPr>
+          <w:rFonts w:asciiTheme="minorHAnsi" w:hAnsiTheme="minorHAnsi" w:cstheme="minorHAnsi"/>
+          <w:sz w:val="20"/>
+          <w:szCs w:val="20"/>
+        </w:rPr>
+        <w:t xml:space="preserve"> </w:t>
+      </w:r>
+      <w:r>
+        <w:rPr>
+          <w:rFonts w:asciiTheme="minorHAnsi" w:hAnsiTheme="minorHAnsi" w:cstheme="minorHAnsi"/>
+          <w:b/>
+          <w:bCs/>
+          <w:sz w:val="20"/>
+          <w:szCs w:val="20"/>
+        </w:rPr>
+        <w:t>{{</w:t>
+      </w:r>
+      <w:proofErr w:type="spellStart"/>
+      <w:r>
+        <w:rPr>
+          <w:rFonts w:asciiTheme="minorHAnsi" w:hAnsiTheme="minorHAnsi" w:cstheme="minorHAnsi"/>
+          <w:b/>
+          <w:bCs/>
+          <w:sz w:val="20"/>
+          <w:szCs w:val="20"/>
+        </w:rPr>
+        <w:t>company_name</w:t>
+      </w:r>
+      <w:proofErr w:type="spellEnd"/>
+      <w:r>
+        <w:rPr>
+          <w:rFonts w:asciiTheme="minorHAnsi" w:hAnsiTheme="minorHAnsi" w:cstheme="minorHAnsi"/>
+          <w:b/>
+          <w:bCs/>
+          <w:sz w:val="20"/>
+          <w:szCs w:val="20"/>
+        </w:rPr>
+        <w:t>}}</w:t>
+      </w:r>
+      <w:r>
+        <w:rPr>
+          <w:rFonts w:asciiTheme="minorHAnsi" w:hAnsiTheme="minorHAnsi" w:cstheme="minorHAnsi"/>
+          <w:sz w:val="20"/>
+          <w:szCs w:val="20"/>
+        </w:rPr>
+        <w:t xml:space="preserve"> </w:t>
+      </w:r>
+      <w:r>
+        <w:rPr>
+          <w:rFonts w:asciiTheme="minorHAnsi" w:hAnsiTheme="minorHAnsi" w:cstheme="minorHAnsi"/>
+          <w:spacing w:val="-5"/>
+          <w:sz w:val="20"/>
+          <w:szCs w:val="20"/>
+        </w:rPr>
+        <w:t>on</w:t>
+      </w:r>
+      <w:r>
+        <w:rPr>
+          <w:rFonts w:asciiTheme="minorHAnsi" w:hAnsiTheme="minorHAnsi" w:cstheme="minorHAnsi"/>
+          <w:sz w:val="20"/>
+          <w:szCs w:val="20"/>
+        </w:rPr>
+        <w:t xml:space="preserve"> </w:t>
+      </w:r>
+      <w:r>
+        <w:rPr>
+          <w:rFonts w:asciiTheme="minorHAnsi" w:hAnsiTheme="minorHAnsi" w:cstheme="minorHAnsi"/>
+          <w:sz w:val="20"/>
+          <w:szCs w:val="20"/>
+        </w:rPr>
+        <w:t>{{</w:t>
+      </w:r>
+      <w:proofErr w:type="spellStart"/>
+      <w:r>
+        <w:rPr>
+          <w:rFonts w:asciiTheme="minorHAnsi" w:hAnsiTheme="minorHAnsi" w:cstheme="minorHAnsi"/>
+          <w:sz w:val="20"/>
+          <w:szCs w:val="20"/>
+        </w:rPr>
+        <w:t>installation_date</w:t>
+      </w:r>
+      <w:proofErr w:type="spellEnd"/>
+      <w:r>
+        <w:rPr>
+          <w:rFonts w:asciiTheme="minorHAnsi" w:hAnsiTheme="minorHAnsi" w:cstheme="minorHAnsi"/>
+          <w:sz w:val="20"/>
+          <w:szCs w:val="20"/>
+        </w:rPr>
+        <w:t xml:space="preserve">}} </w:t>
+      </w:r>
+      <w:r>
+        <w:rPr>
+          <w:rFonts w:asciiTheme="minorHAnsi" w:hAnsiTheme="minorHAnsi" w:cstheme="minorHAnsi"/>
+          <w:sz w:val="20"/>
+          <w:szCs w:val="20"/>
+        </w:rPr>
+        <w:t>The</w:t>
+      </w:r>
+      <w:r>
+        <w:rPr>
+          <w:rFonts w:asciiTheme="minorHAnsi" w:hAnsiTheme="minorHAnsi" w:cstheme="minorHAnsi"/>
+          <w:spacing w:val="17"/>
+          <w:sz w:val="20"/>
+          <w:szCs w:val="20"/>
+        </w:rPr>
+        <w:t xml:space="preserve"> </w:t>
+      </w:r>
+      <w:r>
+        <w:rPr>
+          <w:rFonts w:asciiTheme="minorHAnsi" w:hAnsiTheme="minorHAnsi" w:cstheme="minorHAnsi"/>
+          <w:sz w:val="20"/>
+          <w:szCs w:val="20"/>
+        </w:rPr>
+        <w:t>system</w:t>
+      </w:r>
+      <w:r>
+        <w:rPr>
+          <w:rFonts w:asciiTheme="minorHAnsi" w:hAnsiTheme="minorHAnsi" w:cstheme="minorHAnsi"/>
+          <w:spacing w:val="15"/>
+          <w:sz w:val="20"/>
+          <w:szCs w:val="20"/>
+        </w:rPr>
+        <w:t xml:space="preserve"> </w:t>
+      </w:r>
+      <w:r>
+        <w:rPr>
+          <w:rFonts w:asciiTheme="minorHAnsi" w:hAnsiTheme="minorHAnsi" w:cstheme="minorHAnsi"/>
+          <w:sz w:val="20"/>
+          <w:szCs w:val="20"/>
+        </w:rPr>
+        <w:t>is</w:t>
+      </w:r>
+      <w:r>
+        <w:rPr>
+          <w:rFonts w:asciiTheme="minorHAnsi" w:hAnsiTheme="minorHAnsi" w:cstheme="minorHAnsi"/>
+          <w:spacing w:val="16"/>
+          <w:sz w:val="20"/>
+          <w:szCs w:val="20"/>
+        </w:rPr>
+        <w:t xml:space="preserve"> </w:t>
+      </w:r>
+      <w:r>
+        <w:rPr>
+          <w:rFonts w:asciiTheme="minorHAnsi" w:hAnsiTheme="minorHAnsi" w:cstheme="minorHAnsi"/>
+          <w:sz w:val="20"/>
+          <w:szCs w:val="20"/>
+        </w:rPr>
+        <w:t>as</w:t>
+      </w:r>
+      <w:r>
+        <w:rPr>
+          <w:rFonts w:asciiTheme="minorHAnsi" w:hAnsiTheme="minorHAnsi" w:cstheme="minorHAnsi"/>
+          <w:spacing w:val="15"/>
+          <w:sz w:val="20"/>
+          <w:szCs w:val="20"/>
+        </w:rPr>
+        <w:t xml:space="preserve"> </w:t>
+      </w:r>
+      <w:r>
+        <w:rPr>
+          <w:rFonts w:asciiTheme="minorHAnsi" w:hAnsiTheme="minorHAnsi" w:cstheme="minorHAnsi"/>
+          <w:sz w:val="20"/>
+          <w:szCs w:val="20"/>
+        </w:rPr>
+        <w:t>per</w:t>
+      </w:r>
+      <w:r>
+        <w:rPr>
+          <w:rFonts w:asciiTheme="minorHAnsi" w:hAnsiTheme="minorHAnsi" w:cstheme="minorHAnsi"/>
+          <w:spacing w:val="17"/>
+          <w:sz w:val="20"/>
+          <w:szCs w:val="20"/>
+        </w:rPr>
+        <w:t xml:space="preserve"> </w:t>
+      </w:r>
+      <w:r>
+        <w:rPr>
+          <w:rFonts w:asciiTheme="minorHAnsi" w:hAnsiTheme="minorHAnsi" w:cstheme="minorHAnsi"/>
+          <w:sz w:val="20"/>
+          <w:szCs w:val="20"/>
+        </w:rPr>
+        <w:t>BIS/MNRE</w:t>
+      </w:r>
+      <w:r>
+        <w:rPr>
+          <w:rFonts w:asciiTheme="minorHAnsi" w:hAnsiTheme="minorHAnsi" w:cstheme="minorHAnsi"/>
+          <w:spacing w:val="17"/>
+          <w:sz w:val="20"/>
+          <w:szCs w:val="20"/>
+        </w:rPr>
+        <w:t xml:space="preserve"> </w:t>
+      </w:r>
+      <w:r>
+        <w:rPr>
+          <w:rFonts w:asciiTheme="minorHAnsi" w:hAnsiTheme="minorHAnsi" w:cstheme="minorHAnsi"/>
+          <w:sz w:val="20"/>
+          <w:szCs w:val="20"/>
+        </w:rPr>
+        <w:t>specifications.</w:t>
+      </w:r>
+      <w:r>
+        <w:rPr>
+          <w:rFonts w:asciiTheme="minorHAnsi" w:hAnsiTheme="minorHAnsi" w:cstheme="minorHAnsi"/>
+          <w:spacing w:val="17"/>
+          <w:sz w:val="20"/>
+          <w:szCs w:val="20"/>
+        </w:rPr>
+        <w:t xml:space="preserve"> </w:t>
+      </w:r>
+      <w:r>
+        <w:rPr>
+          <w:rFonts w:asciiTheme="minorHAnsi" w:hAnsiTheme="minorHAnsi" w:cstheme="minorHAnsi"/>
+          <w:sz w:val="20"/>
+          <w:szCs w:val="20"/>
+        </w:rPr>
+        <w:t>The</w:t>
+      </w:r>
+      <w:r>
+        <w:rPr>
+          <w:rFonts w:asciiTheme="minorHAnsi" w:hAnsiTheme="minorHAnsi" w:cstheme="minorHAnsi"/>
+          <w:spacing w:val="17"/>
+          <w:sz w:val="20"/>
+          <w:szCs w:val="20"/>
+        </w:rPr>
+        <w:t xml:space="preserve"> </w:t>
+      </w:r>
+      <w:r>
+        <w:rPr>
+          <w:rFonts w:asciiTheme="minorHAnsi" w:hAnsiTheme="minorHAnsi" w:cstheme="minorHAnsi"/>
+          <w:sz w:val="20"/>
+          <w:szCs w:val="20"/>
+        </w:rPr>
+        <w:t>system</w:t>
+      </w:r>
+      <w:r>
+        <w:rPr>
+          <w:rFonts w:asciiTheme="minorHAnsi" w:hAnsiTheme="minorHAnsi" w:cstheme="minorHAnsi"/>
+          <w:spacing w:val="18"/>
+          <w:sz w:val="20"/>
+          <w:szCs w:val="20"/>
+        </w:rPr>
+        <w:t xml:space="preserve"> </w:t>
+      </w:r>
+      <w:r>
+        <w:rPr>
+          <w:rFonts w:asciiTheme="minorHAnsi" w:hAnsiTheme="minorHAnsi" w:cstheme="minorHAnsi"/>
+          <w:sz w:val="20"/>
+          <w:szCs w:val="20"/>
+        </w:rPr>
+        <w:t>has</w:t>
+      </w:r>
+      <w:r>
+        <w:rPr>
+          <w:rFonts w:asciiTheme="minorHAnsi" w:hAnsiTheme="minorHAnsi" w:cstheme="minorHAnsi"/>
+          <w:spacing w:val="18"/>
+          <w:sz w:val="20"/>
+          <w:szCs w:val="20"/>
+        </w:rPr>
+        <w:t xml:space="preserve"> </w:t>
+      </w:r>
+      <w:r>
+        <w:rPr>
+          <w:rFonts w:asciiTheme="minorHAnsi" w:hAnsiTheme="minorHAnsi" w:cstheme="minorHAnsi"/>
+          <w:sz w:val="20"/>
+          <w:szCs w:val="20"/>
+        </w:rPr>
+        <w:t>been</w:t>
+      </w:r>
+      <w:r>
+        <w:rPr>
+          <w:rFonts w:asciiTheme="minorHAnsi" w:hAnsiTheme="minorHAnsi" w:cstheme="minorHAnsi"/>
+          <w:spacing w:val="16"/>
+          <w:sz w:val="20"/>
+          <w:szCs w:val="20"/>
+        </w:rPr>
+        <w:t xml:space="preserve"> </w:t>
+      </w:r>
+      <w:r>
+        <w:rPr>
+          <w:rFonts w:asciiTheme="minorHAnsi" w:hAnsiTheme="minorHAnsi" w:cstheme="minorHAnsi"/>
+          <w:sz w:val="20"/>
+          <w:szCs w:val="20"/>
+        </w:rPr>
+        <w:t>checked</w:t>
+      </w:r>
+      <w:r>
+        <w:rPr>
+          <w:rFonts w:asciiTheme="minorHAnsi" w:hAnsiTheme="minorHAnsi" w:cstheme="minorHAnsi"/>
+          <w:spacing w:val="17"/>
+          <w:sz w:val="20"/>
+          <w:szCs w:val="20"/>
+        </w:rPr>
+        <w:t xml:space="preserve"> </w:t>
+      </w:r>
+      <w:r>
+        <w:rPr>
+          <w:rFonts w:asciiTheme="minorHAnsi" w:hAnsiTheme="minorHAnsi" w:cstheme="minorHAnsi"/>
+          <w:sz w:val="20"/>
+          <w:szCs w:val="20"/>
+        </w:rPr>
+        <w:t>for</w:t>
+      </w:r>
+      <w:r>
+        <w:rPr>
+          <w:rFonts w:asciiTheme="minorHAnsi" w:hAnsiTheme="minorHAnsi" w:cstheme="minorHAnsi"/>
+          <w:spacing w:val="17"/>
+          <w:sz w:val="20"/>
+          <w:szCs w:val="20"/>
+        </w:rPr>
+        <w:t xml:space="preserve"> </w:t>
+      </w:r>
+      <w:r>
+        <w:rPr>
+          <w:rFonts w:asciiTheme="minorHAnsi" w:hAnsiTheme="minorHAnsi" w:cstheme="minorHAnsi"/>
+          <w:spacing w:val="-5"/>
+          <w:sz w:val="20"/>
+          <w:szCs w:val="20"/>
+        </w:rPr>
+        <w:t>its</w:t>
+      </w:r>
+      <w:r>
+        <w:rPr>
+          <w:rFonts w:asciiTheme="minorHAnsi" w:hAnsiTheme="minorHAnsi" w:cstheme="minorHAnsi"/>
+          <w:sz w:val="20"/>
+          <w:szCs w:val="20"/>
+        </w:rPr>
+        <w:t xml:space="preserve"> </w:t>
+      </w:r>
+      <w:r>
+        <w:rPr>
+          <w:rFonts w:asciiTheme="minorHAnsi" w:hAnsiTheme="minorHAnsi" w:cstheme="minorHAnsi"/>
+          <w:sz w:val="20"/>
+          <w:szCs w:val="20"/>
+        </w:rPr>
+        <w:t>performance</w:t>
+      </w:r>
+      <w:r>
+        <w:rPr>
+          <w:rFonts w:asciiTheme="minorHAnsi" w:hAnsiTheme="minorHAnsi" w:cstheme="minorHAnsi"/>
+          <w:spacing w:val="-7"/>
+          <w:sz w:val="20"/>
+          <w:szCs w:val="20"/>
+        </w:rPr>
+        <w:t xml:space="preserve"> </w:t>
+      </w:r>
+      <w:r>
+        <w:rPr>
+          <w:rFonts w:asciiTheme="minorHAnsi" w:hAnsiTheme="minorHAnsi" w:cstheme="minorHAnsi"/>
+          <w:sz w:val="20"/>
+          <w:szCs w:val="20"/>
+        </w:rPr>
+        <w:t>and</w:t>
+      </w:r>
+      <w:r>
+        <w:rPr>
+          <w:rFonts w:asciiTheme="minorHAnsi" w:hAnsiTheme="minorHAnsi" w:cstheme="minorHAnsi"/>
+          <w:spacing w:val="-6"/>
+          <w:sz w:val="20"/>
+          <w:szCs w:val="20"/>
+        </w:rPr>
+        <w:t xml:space="preserve"> </w:t>
+      </w:r>
+      <w:r>
+        <w:rPr>
+          <w:rFonts w:asciiTheme="minorHAnsi" w:hAnsiTheme="minorHAnsi" w:cstheme="minorHAnsi"/>
+          <w:sz w:val="20"/>
+          <w:szCs w:val="20"/>
+        </w:rPr>
+        <w:t>found</w:t>
+      </w:r>
+      <w:r>
+        <w:rPr>
+          <w:rFonts w:asciiTheme="minorHAnsi" w:hAnsiTheme="minorHAnsi" w:cstheme="minorHAnsi"/>
+          <w:spacing w:val="-8"/>
+          <w:sz w:val="20"/>
+          <w:szCs w:val="20"/>
+        </w:rPr>
+        <w:t xml:space="preserve"> </w:t>
+      </w:r>
+      <w:proofErr w:type="gramStart"/>
+      <w:r>
+        <w:rPr>
+          <w:rFonts w:asciiTheme="minorHAnsi" w:hAnsiTheme="minorHAnsi" w:cstheme="minorHAnsi"/>
+          <w:sz w:val="20"/>
+          <w:szCs w:val="20"/>
+        </w:rPr>
+        <w:t>in</w:t>
+      </w:r>
+      <w:r>
+        <w:rPr>
+          <w:rFonts w:asciiTheme="minorHAnsi" w:hAnsiTheme="minorHAnsi" w:cstheme="minorHAnsi"/>
+          <w:spacing w:val="-9"/>
+          <w:sz w:val="20"/>
+          <w:szCs w:val="20"/>
+        </w:rPr>
+        <w:t xml:space="preserve"> </w:t>
+      </w:r>
+      <w:r>
+        <w:rPr>
+          <w:rFonts w:asciiTheme="minorHAnsi" w:hAnsiTheme="minorHAnsi" w:cstheme="minorHAnsi"/>
+          <w:sz w:val="20"/>
+          <w:szCs w:val="20"/>
+        </w:rPr>
+        <w:t>order</w:t>
+      </w:r>
+      <w:r>
+        <w:rPr>
+          <w:rFonts w:asciiTheme="minorHAnsi" w:hAnsiTheme="minorHAnsi" w:cstheme="minorHAnsi"/>
+          <w:spacing w:val="-7"/>
+          <w:sz w:val="20"/>
+          <w:szCs w:val="20"/>
+        </w:rPr>
+        <w:t xml:space="preserve"> </w:t>
+      </w:r>
+      <w:r>
+        <w:rPr>
+          <w:rFonts w:asciiTheme="minorHAnsi" w:hAnsiTheme="minorHAnsi" w:cstheme="minorHAnsi"/>
+          <w:sz w:val="20"/>
+          <w:szCs w:val="20"/>
+        </w:rPr>
+        <w:t>for</w:t>
+      </w:r>
+      <w:proofErr w:type="gramEnd"/>
+      <w:r>
+        <w:rPr>
+          <w:rFonts w:asciiTheme="minorHAnsi" w:hAnsiTheme="minorHAnsi" w:cstheme="minorHAnsi"/>
+          <w:spacing w:val="-7"/>
+          <w:sz w:val="20"/>
+          <w:szCs w:val="20"/>
+        </w:rPr>
+        <w:t xml:space="preserve"> </w:t>
+      </w:r>
+      <w:r>
+        <w:rPr>
+          <w:rFonts w:asciiTheme="minorHAnsi" w:hAnsiTheme="minorHAnsi" w:cstheme="minorHAnsi"/>
+          <w:sz w:val="20"/>
+          <w:szCs w:val="20"/>
+        </w:rPr>
+        <w:t>further</w:t>
+      </w:r>
+      <w:r>
+        <w:rPr>
+          <w:rFonts w:asciiTheme="minorHAnsi" w:hAnsiTheme="minorHAnsi" w:cstheme="minorHAnsi"/>
+          <w:spacing w:val="-9"/>
+          <w:sz w:val="20"/>
+          <w:szCs w:val="20"/>
+        </w:rPr>
+        <w:t xml:space="preserve"> </w:t>
+      </w:r>
+      <w:r>
+        <w:rPr>
+          <w:rFonts w:asciiTheme="minorHAnsi" w:hAnsiTheme="minorHAnsi" w:cstheme="minorHAnsi"/>
+          <w:spacing w:val="-2"/>
+          <w:sz w:val="20"/>
+          <w:szCs w:val="20"/>
+        </w:rPr>
+        <w:t>commissioning.</w:t>
+      </w:r>
+      <w:r>
+        <w:rPr>
+          <w:rFonts w:asciiTheme="minorHAnsi" w:hAnsiTheme="minorHAnsi" w:cstheme="minorHAnsi"/>
+          <w:sz w:val="20"/>
+          <w:szCs w:val="20"/>
         </w:rPr>
         <w:t xml:space="preserve">        </w:t>
       </w:r>
@@ -8490,12 +8536,26 @@
           <w:rFonts w:asciiTheme="minorHAnsi" w:hAnsiTheme="minorHAnsi" w:cstheme="minorHAnsi"/>
           <w:b/>
           <w:bCs/>
-          <w:sz w:val="18"/>
-          <w:szCs w:val="18"/>
         </w:rPr>
         <w:t>{{name</w:t>
       </w:r>
       <w:proofErr w:type="gramStart"/>
+      <w:r>
+        <w:rPr>
+          <w:rFonts w:asciiTheme="minorHAnsi" w:hAnsiTheme="minorHAnsi" w:cstheme="minorHAnsi"/>
+          <w:b/>
+          <w:bCs/>
+        </w:rPr>
+        <w:t>}}</w:t>
+      </w:r>
+      <w:r>
+        <w:rPr>
+          <w:rFonts w:asciiTheme="minorHAnsi" w:hAnsiTheme="minorHAnsi" w:cstheme="minorHAnsi"/>
+          <w:b/>
+          <w:bCs/>
+        </w:rPr>
+        <w:t xml:space="preserve">  </w:t>
+      </w:r>
       <w:r>
         <w:rPr>
           <w:rFonts w:asciiTheme="minorHAnsi" w:hAnsiTheme="minorHAnsi" w:cstheme="minorHAnsi"/>
@@ -8504,8 +8564,9 @@
           <w:sz w:val="18"/>
           <w:szCs w:val="18"/>
         </w:rPr>
-        <w:t>}}</w:t>
-      </w:r>
+        <w:t xml:space="preserve"> </w:t>
+      </w:r>
+      <w:proofErr w:type="gramEnd"/>
       <w:r>
         <w:rPr>
           <w:rFonts w:asciiTheme="minorHAnsi" w:hAnsiTheme="minorHAnsi" w:cstheme="minorHAnsi"/>
@@ -8514,9 +8575,8 @@
           <w:sz w:val="18"/>
           <w:szCs w:val="18"/>
         </w:rPr>
-        <w:t xml:space="preserve">   </w:t>
-      </w:r>
-      <w:proofErr w:type="gramEnd"/>
+        <w:t xml:space="preserve">                                                              </w:t>
+      </w:r>
       <w:r>
         <w:rPr>
           <w:rFonts w:asciiTheme="minorHAnsi" w:hAnsiTheme="minorHAnsi" w:cstheme="minorHAnsi"/>
@@ -8525,7 +8585,7 @@
           <w:sz w:val="18"/>
           <w:szCs w:val="18"/>
         </w:rPr>
-        <w:t xml:space="preserve">                                                              </w:t>
+        <w:t xml:space="preserve">                    </w:t>
       </w:r>
       <w:r>
         <w:rPr>
@@ -8545,8 +8605,9 @@
           <w:sz w:val="18"/>
           <w:szCs w:val="18"/>
         </w:rPr>
-        <w:t xml:space="preserve">                    </w:t>
-      </w:r>
+        <w:t xml:space="preserve">   </w:t>
+      </w:r>
+      <w:proofErr w:type="gramStart"/>
       <w:r>
         <w:rPr>
           <w:rFonts w:asciiTheme="minorHAnsi" w:hAnsiTheme="minorHAnsi" w:cstheme="minorHAnsi"/>
@@ -8557,46 +8618,29 @@
         </w:rPr>
         <w:t xml:space="preserve">   </w:t>
       </w:r>
-      <w:proofErr w:type="gramStart"/>
       <w:r>
         <w:rPr>
           <w:rFonts w:asciiTheme="minorHAnsi" w:hAnsiTheme="minorHAnsi" w:cstheme="minorHAnsi"/>
           <w:b/>
           <w:bCs/>
-          <w:sz w:val="18"/>
-          <w:szCs w:val="18"/>
-        </w:rPr>
-        <w:t xml:space="preserve">   </w:t>
-      </w:r>
+        </w:rPr>
+        <w:t>{</w:t>
+      </w:r>
+      <w:proofErr w:type="gramEnd"/>
       <w:r>
         <w:rPr>
           <w:rFonts w:asciiTheme="minorHAnsi" w:hAnsiTheme="minorHAnsi" w:cstheme="minorHAnsi"/>
           <w:b/>
           <w:bCs/>
-          <w:sz w:val="18"/>
-          <w:szCs w:val="18"/>
         </w:rPr>
         <w:t>{</w:t>
       </w:r>
-      <w:proofErr w:type="gramEnd"/>
+      <w:proofErr w:type="spellStart"/>
       <w:r>
         <w:rPr>
           <w:rFonts w:asciiTheme="minorHAnsi" w:hAnsiTheme="minorHAnsi" w:cstheme="minorHAnsi"/>
           <w:b/>
           <w:bCs/>
-          <w:sz w:val="18"/>
-          <w:szCs w:val="18"/>
-        </w:rPr>
-        <w:t>{</w:t>
-      </w:r>
-      <w:proofErr w:type="spellStart"/>
-      <w:r>
-        <w:rPr>
-          <w:rFonts w:asciiTheme="minorHAnsi" w:hAnsiTheme="minorHAnsi" w:cstheme="minorHAnsi"/>
-          <w:b/>
-          <w:bCs/>
-          <w:sz w:val="18"/>
-          <w:szCs w:val="18"/>
         </w:rPr>
         <w:t>company_name</w:t>
       </w:r>
@@ -8604,8 +8648,6 @@
       <w:r>
         <w:rPr>
           <w:rFonts w:asciiTheme="minorHAnsi" w:hAnsiTheme="minorHAnsi" w:cstheme="minorHAnsi"/>
-          <w:sz w:val="18"/>
-          <w:szCs w:val="18"/>
         </w:rPr>
         <w:t>}}</w:t>
       </w:r>
@@ -9943,48 +9985,6 @@
     <w:p>
       <w:pPr>
         <w:pStyle w:val="Default"/>
-        <w:rPr>
-          <w:rFonts w:asciiTheme="minorHAnsi" w:hAnsiTheme="minorHAnsi" w:cstheme="minorHAnsi"/>
-          <w:b/>
-          <w:bCs/>
-        </w:rPr>
-      </w:pPr>
-    </w:p>
-    <w:p>
-      <w:pPr>
-        <w:pStyle w:val="Default"/>
-        <w:rPr>
-          <w:rFonts w:asciiTheme="minorHAnsi" w:hAnsiTheme="minorHAnsi" w:cstheme="minorHAnsi"/>
-          <w:b/>
-          <w:bCs/>
-        </w:rPr>
-      </w:pPr>
-    </w:p>
-    <w:p>
-      <w:pPr>
-        <w:pStyle w:val="Default"/>
-        <w:jc w:val="center"/>
-        <w:rPr>
-          <w:rFonts w:asciiTheme="minorHAnsi" w:hAnsiTheme="minorHAnsi" w:cstheme="minorHAnsi"/>
-          <w:b/>
-          <w:bCs/>
-        </w:rPr>
-      </w:pPr>
-    </w:p>
-    <w:p>
-      <w:pPr>
-        <w:pStyle w:val="Default"/>
-        <w:jc w:val="center"/>
-        <w:rPr>
-          <w:rFonts w:asciiTheme="minorHAnsi" w:hAnsiTheme="minorHAnsi" w:cstheme="minorHAnsi"/>
-          <w:b/>
-          <w:bCs/>
-        </w:rPr>
-      </w:pPr>
-    </w:p>
-    <w:p>
-      <w:pPr>
-        <w:pStyle w:val="Default"/>
         <w:jc w:val="center"/>
         <w:rPr>
           <w:rFonts w:asciiTheme="minorHAnsi" w:hAnsiTheme="minorHAnsi" w:cstheme="minorHAnsi"/>
@@ -10515,6 +10515,12 @@
           <w:rFonts w:asciiTheme="minorHAnsi" w:hAnsiTheme="minorHAnsi" w:cstheme="minorHAnsi"/>
         </w:rPr>
         <w:t xml:space="preserve"> </w:t>
+      </w:r>
+      <w:r>
+        <w:rPr>
+          <w:rFonts w:asciiTheme="minorHAnsi" w:hAnsiTheme="minorHAnsi" w:cstheme="minorHAnsi"/>
+        </w:rPr>
+        <w:br w:type="page"/>
       </w:r>
     </w:p>
     <w:p>
@@ -13003,72 +13009,123 @@
         <w:rPr>
           <w:rFonts w:asciiTheme="minorHAnsi" w:hAnsiTheme="minorHAnsi" w:cstheme="minorHAnsi"/>
           <w:b/>
-        </w:rPr>
-        <w:t xml:space="preserve">Sunshine Solar Aurangabad </w:t>
-      </w:r>
-      <w:r>
-        <w:rPr>
-          <w:rFonts w:asciiTheme="minorHAnsi" w:hAnsiTheme="minorHAnsi" w:cstheme="minorHAnsi"/>
-        </w:rPr>
-        <w:t xml:space="preserve">having registered office at Plot No. 15, Bhushan Nagar, Near </w:t>
+          <w:bCs/>
+        </w:rPr>
+        <w:t>{{</w:t>
       </w:r>
       <w:proofErr w:type="spellStart"/>
       <w:r>
         <w:rPr>
           <w:rFonts w:asciiTheme="minorHAnsi" w:hAnsiTheme="minorHAnsi" w:cstheme="minorHAnsi"/>
-        </w:rPr>
-        <w:t>Pahade</w:t>
+          <w:b/>
+          <w:bCs/>
+        </w:rPr>
+        <w:t>company_name</w:t>
       </w:r>
       <w:proofErr w:type="spellEnd"/>
-      <w:r>
-        <w:rPr>
-          <w:rFonts w:asciiTheme="minorHAnsi" w:hAnsiTheme="minorHAnsi" w:cstheme="minorHAnsi"/>
-        </w:rPr>
-        <w:t xml:space="preserve"> corner, </w:t>
+      <w:proofErr w:type="gramStart"/>
+      <w:r>
+        <w:rPr>
+          <w:rFonts w:asciiTheme="minorHAnsi" w:hAnsiTheme="minorHAnsi" w:cstheme="minorHAnsi"/>
+          <w:b/>
+          <w:bCs/>
+        </w:rPr>
+        <w:t>}}</w:t>
+      </w:r>
+      <w:r>
+        <w:rPr>
+          <w:rFonts w:asciiTheme="minorHAnsi" w:hAnsiTheme="minorHAnsi" w:cstheme="minorHAnsi"/>
+          <w:b/>
+          <w:bCs/>
+        </w:rPr>
+        <w:t xml:space="preserve"> </w:t>
+      </w:r>
+      <w:r>
+        <w:rPr>
+          <w:rFonts w:asciiTheme="minorHAnsi" w:hAnsiTheme="minorHAnsi" w:cstheme="minorHAnsi"/>
+          <w:b/>
+        </w:rPr>
+        <w:t xml:space="preserve"> </w:t>
+      </w:r>
+      <w:r>
+        <w:rPr>
+          <w:rFonts w:asciiTheme="minorHAnsi" w:hAnsiTheme="minorHAnsi" w:cstheme="minorHAnsi"/>
+        </w:rPr>
+        <w:t>having</w:t>
+      </w:r>
+      <w:proofErr w:type="gramEnd"/>
+      <w:r>
+        <w:rPr>
+          <w:rFonts w:asciiTheme="minorHAnsi" w:hAnsiTheme="minorHAnsi" w:cstheme="minorHAnsi"/>
+        </w:rPr>
+        <w:t xml:space="preserve"> registered office at </w:t>
+      </w:r>
+      <w:r>
+        <w:rPr>
+          <w:rFonts w:asciiTheme="minorHAnsi" w:hAnsiTheme="minorHAnsi" w:cstheme="minorHAnsi"/>
+          <w:b/>
+          <w:bCs/>
+          <w:spacing w:val="-2"/>
+          <w:sz w:val="24"/>
+          <w:szCs w:val="24"/>
+        </w:rPr>
+        <w:t>{{</w:t>
       </w:r>
       <w:proofErr w:type="spellStart"/>
       <w:r>
         <w:rPr>
           <w:rFonts w:asciiTheme="minorHAnsi" w:hAnsiTheme="minorHAnsi" w:cstheme="minorHAnsi"/>
-        </w:rPr>
-        <w:t>Chh</w:t>
+          <w:b/>
+          <w:bCs/>
+          <w:spacing w:val="-2"/>
+          <w:sz w:val="24"/>
+          <w:szCs w:val="24"/>
+        </w:rPr>
+        <w:t>company_</w:t>
+      </w:r>
+      <w:proofErr w:type="gramStart"/>
+      <w:r>
+        <w:rPr>
+          <w:rFonts w:asciiTheme="minorHAnsi" w:hAnsiTheme="minorHAnsi" w:cstheme="minorHAnsi"/>
+          <w:b/>
+          <w:bCs/>
+          <w:spacing w:val="-2"/>
+          <w:sz w:val="24"/>
+          <w:szCs w:val="24"/>
+        </w:rPr>
+        <w:t>address</w:t>
       </w:r>
       <w:proofErr w:type="spellEnd"/>
       <w:r>
         <w:rPr>
           <w:rFonts w:asciiTheme="minorHAnsi" w:hAnsiTheme="minorHAnsi" w:cstheme="minorHAnsi"/>
-        </w:rPr>
-        <w:t xml:space="preserve">. </w:t>
-      </w:r>
-      <w:proofErr w:type="spellStart"/>
-      <w:r>
-        <w:rPr>
-          <w:rFonts w:asciiTheme="minorHAnsi" w:hAnsiTheme="minorHAnsi" w:cstheme="minorHAnsi"/>
-        </w:rPr>
-        <w:t>Sambhajinagar</w:t>
-      </w:r>
-      <w:proofErr w:type="spellEnd"/>
-      <w:r>
-        <w:rPr>
-          <w:rFonts w:asciiTheme="minorHAnsi" w:hAnsiTheme="minorHAnsi" w:cstheme="minorHAnsi"/>
-        </w:rPr>
-        <w:t xml:space="preserve"> 431001 (hereinafter referred to as second Party i.e. Vendor/ contractor/ System Integrator).</w:t>
-      </w:r>
-    </w:p>
-    <w:p>
-      <w:pPr>
-        <w:pStyle w:val="BodyText"/>
-        <w:spacing w:line="280" w:lineRule="auto"/>
-        <w:jc w:val="both"/>
-        <w:rPr>
-          <w:rFonts w:asciiTheme="minorHAnsi" w:hAnsiTheme="minorHAnsi" w:cstheme="minorHAnsi"/>
-        </w:rPr>
-        <w:sectPr>
-          <w:pgSz w:w="11910" w:h="16840"/>
-          <w:pgMar w:top="1920" w:right="1275" w:bottom="280" w:left="1275" w:header="720" w:footer="720" w:gutter="0"/>
-          <w:cols w:space="720"/>
-        </w:sectPr>
-      </w:pPr>
+          <w:b/>
+          <w:bCs/>
+          <w:spacing w:val="-2"/>
+          <w:sz w:val="24"/>
+          <w:szCs w:val="24"/>
+        </w:rPr>
+        <w:t>}}</w:t>
+      </w:r>
+      <w:r>
+        <w:rPr>
+          <w:rFonts w:asciiTheme="minorHAnsi" w:hAnsiTheme="minorHAnsi" w:cstheme="minorHAnsi"/>
+        </w:rPr>
+        <w:t xml:space="preserve"> (</w:t>
+      </w:r>
+      <w:proofErr w:type="gramEnd"/>
+      <w:r>
+        <w:rPr>
+          <w:rFonts w:asciiTheme="minorHAnsi" w:hAnsiTheme="minorHAnsi" w:cstheme="minorHAnsi"/>
+        </w:rPr>
+        <w:t>hereinafter referred to as second Party i.e. Vendor/ contractor/ System Integrator).</w:t>
+      </w:r>
+      <w:r>
+        <w:rPr>
+          <w:rFonts w:asciiTheme="minorHAnsi" w:hAnsiTheme="minorHAnsi" w:cstheme="minorHAnsi"/>
+        </w:rPr>
+        <w:br w:type="page"/>
+      </w:r>
     </w:p>
     <w:p>
       <w:pPr>
@@ -13095,11 +13152,15 @@
         <w:jc w:val="both"/>
         <w:rPr>
           <w:rFonts w:asciiTheme="minorHAnsi" w:hAnsiTheme="minorHAnsi" w:cstheme="minorHAnsi"/>
-        </w:rPr>
-      </w:pPr>
-      <w:r>
-        <w:rPr>
-          <w:rFonts w:asciiTheme="minorHAnsi" w:hAnsiTheme="minorHAnsi" w:cstheme="minorHAnsi"/>
+          <w:sz w:val="23"/>
+          <w:szCs w:val="23"/>
+        </w:rPr>
+      </w:pPr>
+      <w:r>
+        <w:rPr>
+          <w:rFonts w:asciiTheme="minorHAnsi" w:hAnsiTheme="minorHAnsi" w:cstheme="minorHAnsi"/>
+          <w:sz w:val="23"/>
+          <w:szCs w:val="23"/>
         </w:rPr>
         <w:t>First Party wishes to install a Grid Connected Rooftop Solar Plant on the rooftop of the</w:t>
       </w:r>
@@ -13107,12 +13168,16 @@
         <w:rPr>
           <w:rFonts w:asciiTheme="minorHAnsi" w:hAnsiTheme="minorHAnsi" w:cstheme="minorHAnsi"/>
           <w:spacing w:val="80"/>
-        </w:rPr>
-        <w:t xml:space="preserve"> </w:t>
-      </w:r>
-      <w:r>
-        <w:rPr>
-          <w:rFonts w:asciiTheme="minorHAnsi" w:hAnsiTheme="minorHAnsi" w:cstheme="minorHAnsi"/>
+          <w:sz w:val="23"/>
+          <w:szCs w:val="23"/>
+        </w:rPr>
+        <w:t xml:space="preserve"> </w:t>
+      </w:r>
+      <w:r>
+        <w:rPr>
+          <w:rFonts w:asciiTheme="minorHAnsi" w:hAnsiTheme="minorHAnsi" w:cstheme="minorHAnsi"/>
+          <w:sz w:val="23"/>
+          <w:szCs w:val="23"/>
         </w:rPr>
         <w:t xml:space="preserve">residential building of the Consumer under PM Surya Ghar: </w:t>
       </w:r>
@@ -13120,6 +13185,8 @@
       <w:r>
         <w:rPr>
           <w:rFonts w:asciiTheme="minorHAnsi" w:hAnsiTheme="minorHAnsi" w:cstheme="minorHAnsi"/>
+          <w:sz w:val="23"/>
+          <w:szCs w:val="23"/>
         </w:rPr>
         <w:t>Muft</w:t>
       </w:r>
@@ -13127,6 +13194,8 @@
       <w:r>
         <w:rPr>
           <w:rFonts w:asciiTheme="minorHAnsi" w:hAnsiTheme="minorHAnsi" w:cstheme="minorHAnsi"/>
+          <w:sz w:val="23"/>
+          <w:szCs w:val="23"/>
         </w:rPr>
         <w:t xml:space="preserve"> Bijli Yojana.</w:t>
       </w:r>
@@ -13168,11 +13237,15 @@
         <w:jc w:val="both"/>
         <w:rPr>
           <w:rFonts w:asciiTheme="minorHAnsi" w:hAnsiTheme="minorHAnsi" w:cstheme="minorHAnsi"/>
-        </w:rPr>
-      </w:pPr>
-      <w:r>
-        <w:rPr>
-          <w:rFonts w:asciiTheme="minorHAnsi" w:hAnsiTheme="minorHAnsi" w:cstheme="minorHAnsi"/>
+          <w:sz w:val="23"/>
+          <w:szCs w:val="23"/>
+        </w:rPr>
+      </w:pPr>
+      <w:r>
+        <w:rPr>
+          <w:rFonts w:asciiTheme="minorHAnsi" w:hAnsiTheme="minorHAnsi" w:cstheme="minorHAnsi"/>
+          <w:sz w:val="23"/>
+          <w:szCs w:val="23"/>
         </w:rPr>
         <w:t>Second Party has verified availability of appropriate roof and found it feasible to install a Grid Connected Roof Top Solar plant and that the second party is willing to design, supply, install,</w:t>
       </w:r>
@@ -13180,12 +13253,16 @@
         <w:rPr>
           <w:rFonts w:asciiTheme="minorHAnsi" w:hAnsiTheme="minorHAnsi" w:cstheme="minorHAnsi"/>
           <w:spacing w:val="80"/>
-        </w:rPr>
-        <w:t xml:space="preserve"> </w:t>
-      </w:r>
-      <w:r>
-        <w:rPr>
-          <w:rFonts w:asciiTheme="minorHAnsi" w:hAnsiTheme="minorHAnsi" w:cstheme="minorHAnsi"/>
+          <w:sz w:val="23"/>
+          <w:szCs w:val="23"/>
+        </w:rPr>
+        <w:t xml:space="preserve"> </w:t>
+      </w:r>
+      <w:r>
+        <w:rPr>
+          <w:rFonts w:asciiTheme="minorHAnsi" w:hAnsiTheme="minorHAnsi" w:cstheme="minorHAnsi"/>
+          <w:sz w:val="23"/>
+          <w:szCs w:val="23"/>
         </w:rPr>
         <w:t xml:space="preserve">test, commission and carry out Operation &amp; Maintenance of the Rooftop Solar plant for </w:t>
       </w:r>
@@ -13193,6 +13270,8 @@
       <w:r>
         <w:rPr>
           <w:rFonts w:asciiTheme="minorHAnsi" w:hAnsiTheme="minorHAnsi" w:cstheme="minorHAnsi"/>
+          <w:sz w:val="23"/>
+          <w:szCs w:val="23"/>
         </w:rPr>
         <w:t>5 year</w:t>
       </w:r>
@@ -13200,6 +13279,8 @@
       <w:r>
         <w:rPr>
           <w:rFonts w:asciiTheme="minorHAnsi" w:hAnsiTheme="minorHAnsi" w:cstheme="minorHAnsi"/>
+          <w:sz w:val="23"/>
+          <w:szCs w:val="23"/>
         </w:rPr>
         <w:t xml:space="preserve"> </w:t>
       </w:r>
@@ -13207,6 +13288,8 @@
         <w:rPr>
           <w:rFonts w:asciiTheme="minorHAnsi" w:hAnsiTheme="minorHAnsi" w:cstheme="minorHAnsi"/>
           <w:spacing w:val="-2"/>
+          <w:sz w:val="23"/>
+          <w:szCs w:val="23"/>
         </w:rPr>
         <w:t>period</w:t>
       </w:r>
@@ -13218,11 +13301,15 @@
         <w:ind w:left="126"/>
         <w:rPr>
           <w:rFonts w:asciiTheme="minorHAnsi" w:hAnsiTheme="minorHAnsi" w:cstheme="minorHAnsi"/>
-        </w:rPr>
-      </w:pPr>
-      <w:r>
-        <w:rPr>
-          <w:rFonts w:asciiTheme="minorHAnsi" w:hAnsiTheme="minorHAnsi" w:cstheme="minorHAnsi"/>
+          <w:sz w:val="23"/>
+          <w:szCs w:val="23"/>
+        </w:rPr>
+      </w:pPr>
+      <w:r>
+        <w:rPr>
+          <w:rFonts w:asciiTheme="minorHAnsi" w:hAnsiTheme="minorHAnsi" w:cstheme="minorHAnsi"/>
+          <w:sz w:val="23"/>
+          <w:szCs w:val="23"/>
         </w:rPr>
         <w:t>On</w:t>
       </w:r>
@@ -13230,12 +13317,16 @@
         <w:rPr>
           <w:rFonts w:asciiTheme="minorHAnsi" w:hAnsiTheme="minorHAnsi" w:cstheme="minorHAnsi"/>
           <w:spacing w:val="2"/>
-        </w:rPr>
-        <w:t xml:space="preserve"> </w:t>
-      </w:r>
-      <w:r>
-        <w:rPr>
-          <w:rFonts w:asciiTheme="minorHAnsi" w:hAnsiTheme="minorHAnsi" w:cstheme="minorHAnsi"/>
+          <w:sz w:val="23"/>
+          <w:szCs w:val="23"/>
+        </w:rPr>
+        <w:t xml:space="preserve"> </w:t>
+      </w:r>
+      <w:r>
+        <w:rPr>
+          <w:rFonts w:asciiTheme="minorHAnsi" w:hAnsiTheme="minorHAnsi" w:cstheme="minorHAnsi"/>
+          <w:sz w:val="23"/>
+          <w:szCs w:val="23"/>
         </w:rPr>
         <w:t>this</w:t>
       </w:r>
@@ -13243,12 +13334,16 @@
         <w:rPr>
           <w:rFonts w:asciiTheme="minorHAnsi" w:hAnsiTheme="minorHAnsi" w:cstheme="minorHAnsi"/>
           <w:spacing w:val="9"/>
-        </w:rPr>
-        <w:t xml:space="preserve"> </w:t>
-      </w:r>
-      <w:r>
-        <w:rPr>
-          <w:rFonts w:asciiTheme="minorHAnsi" w:hAnsiTheme="minorHAnsi" w:cstheme="minorHAnsi"/>
+          <w:sz w:val="23"/>
+          <w:szCs w:val="23"/>
+        </w:rPr>
+        <w:t xml:space="preserve"> </w:t>
+      </w:r>
+      <w:r>
+        <w:rPr>
+          <w:rFonts w:asciiTheme="minorHAnsi" w:hAnsiTheme="minorHAnsi" w:cstheme="minorHAnsi"/>
+          <w:sz w:val="23"/>
+          <w:szCs w:val="23"/>
         </w:rPr>
         <w:t>day,</w:t>
       </w:r>
@@ -13256,12 +13351,16 @@
         <w:rPr>
           <w:rFonts w:asciiTheme="minorHAnsi" w:hAnsiTheme="minorHAnsi" w:cstheme="minorHAnsi"/>
           <w:spacing w:val="4"/>
-        </w:rPr>
-        <w:t xml:space="preserve"> </w:t>
-      </w:r>
-      <w:r>
-        <w:rPr>
-          <w:rFonts w:asciiTheme="minorHAnsi" w:hAnsiTheme="minorHAnsi" w:cstheme="minorHAnsi"/>
+          <w:sz w:val="23"/>
+          <w:szCs w:val="23"/>
+        </w:rPr>
+        <w:t xml:space="preserve"> </w:t>
+      </w:r>
+      <w:r>
+        <w:rPr>
+          <w:rFonts w:asciiTheme="minorHAnsi" w:hAnsiTheme="minorHAnsi" w:cstheme="minorHAnsi"/>
+          <w:sz w:val="23"/>
+          <w:szCs w:val="23"/>
         </w:rPr>
         <w:t>the</w:t>
       </w:r>
@@ -13269,12 +13368,16 @@
         <w:rPr>
           <w:rFonts w:asciiTheme="minorHAnsi" w:hAnsiTheme="minorHAnsi" w:cstheme="minorHAnsi"/>
           <w:spacing w:val="2"/>
-        </w:rPr>
-        <w:t xml:space="preserve"> </w:t>
-      </w:r>
-      <w:r>
-        <w:rPr>
-          <w:rFonts w:asciiTheme="minorHAnsi" w:hAnsiTheme="minorHAnsi" w:cstheme="minorHAnsi"/>
+          <w:sz w:val="23"/>
+          <w:szCs w:val="23"/>
+        </w:rPr>
+        <w:t xml:space="preserve"> </w:t>
+      </w:r>
+      <w:r>
+        <w:rPr>
+          <w:rFonts w:asciiTheme="minorHAnsi" w:hAnsiTheme="minorHAnsi" w:cstheme="minorHAnsi"/>
+          <w:sz w:val="23"/>
+          <w:szCs w:val="23"/>
         </w:rPr>
         <w:t>First</w:t>
       </w:r>
@@ -13282,12 +13385,16 @@
         <w:rPr>
           <w:rFonts w:asciiTheme="minorHAnsi" w:hAnsiTheme="minorHAnsi" w:cstheme="minorHAnsi"/>
           <w:spacing w:val="2"/>
-        </w:rPr>
-        <w:t xml:space="preserve"> </w:t>
-      </w:r>
-      <w:r>
-        <w:rPr>
-          <w:rFonts w:asciiTheme="minorHAnsi" w:hAnsiTheme="minorHAnsi" w:cstheme="minorHAnsi"/>
+          <w:sz w:val="23"/>
+          <w:szCs w:val="23"/>
+        </w:rPr>
+        <w:t xml:space="preserve"> </w:t>
+      </w:r>
+      <w:r>
+        <w:rPr>
+          <w:rFonts w:asciiTheme="minorHAnsi" w:hAnsiTheme="minorHAnsi" w:cstheme="minorHAnsi"/>
+          <w:sz w:val="23"/>
+          <w:szCs w:val="23"/>
         </w:rPr>
         <w:t>Party and</w:t>
       </w:r>
@@ -13295,12 +13402,16 @@
         <w:rPr>
           <w:rFonts w:asciiTheme="minorHAnsi" w:hAnsiTheme="minorHAnsi" w:cstheme="minorHAnsi"/>
           <w:spacing w:val="4"/>
-        </w:rPr>
-        <w:t xml:space="preserve"> </w:t>
-      </w:r>
-      <w:r>
-        <w:rPr>
-          <w:rFonts w:asciiTheme="minorHAnsi" w:hAnsiTheme="minorHAnsi" w:cstheme="minorHAnsi"/>
+          <w:sz w:val="23"/>
+          <w:szCs w:val="23"/>
+        </w:rPr>
+        <w:t xml:space="preserve"> </w:t>
+      </w:r>
+      <w:r>
+        <w:rPr>
+          <w:rFonts w:asciiTheme="minorHAnsi" w:hAnsiTheme="minorHAnsi" w:cstheme="minorHAnsi"/>
+          <w:sz w:val="23"/>
+          <w:szCs w:val="23"/>
         </w:rPr>
         <w:t>Second</w:t>
       </w:r>
@@ -13308,12 +13419,16 @@
         <w:rPr>
           <w:rFonts w:asciiTheme="minorHAnsi" w:hAnsiTheme="minorHAnsi" w:cstheme="minorHAnsi"/>
           <w:spacing w:val="5"/>
-        </w:rPr>
-        <w:t xml:space="preserve"> </w:t>
-      </w:r>
-      <w:r>
-        <w:rPr>
-          <w:rFonts w:asciiTheme="minorHAnsi" w:hAnsiTheme="minorHAnsi" w:cstheme="minorHAnsi"/>
+          <w:sz w:val="23"/>
+          <w:szCs w:val="23"/>
+        </w:rPr>
+        <w:t xml:space="preserve"> </w:t>
+      </w:r>
+      <w:r>
+        <w:rPr>
+          <w:rFonts w:asciiTheme="minorHAnsi" w:hAnsiTheme="minorHAnsi" w:cstheme="minorHAnsi"/>
+          <w:sz w:val="23"/>
+          <w:szCs w:val="23"/>
         </w:rPr>
         <w:t>Party</w:t>
       </w:r>
@@ -13321,12 +13436,16 @@
         <w:rPr>
           <w:rFonts w:asciiTheme="minorHAnsi" w:hAnsiTheme="minorHAnsi" w:cstheme="minorHAnsi"/>
           <w:spacing w:val="2"/>
-        </w:rPr>
-        <w:t xml:space="preserve"> </w:t>
-      </w:r>
-      <w:r>
-        <w:rPr>
-          <w:rFonts w:asciiTheme="minorHAnsi" w:hAnsiTheme="minorHAnsi" w:cstheme="minorHAnsi"/>
+          <w:sz w:val="23"/>
+          <w:szCs w:val="23"/>
+        </w:rPr>
+        <w:t xml:space="preserve"> </w:t>
+      </w:r>
+      <w:r>
+        <w:rPr>
+          <w:rFonts w:asciiTheme="minorHAnsi" w:hAnsiTheme="minorHAnsi" w:cstheme="minorHAnsi"/>
+          <w:sz w:val="23"/>
+          <w:szCs w:val="23"/>
         </w:rPr>
         <w:t>agree</w:t>
       </w:r>
@@ -13334,12 +13453,16 @@
         <w:rPr>
           <w:rFonts w:asciiTheme="minorHAnsi" w:hAnsiTheme="minorHAnsi" w:cstheme="minorHAnsi"/>
           <w:spacing w:val="5"/>
-        </w:rPr>
-        <w:t xml:space="preserve"> </w:t>
-      </w:r>
-      <w:r>
-        <w:rPr>
-          <w:rFonts w:asciiTheme="minorHAnsi" w:hAnsiTheme="minorHAnsi" w:cstheme="minorHAnsi"/>
+          <w:sz w:val="23"/>
+          <w:szCs w:val="23"/>
+        </w:rPr>
+        <w:t xml:space="preserve"> </w:t>
+      </w:r>
+      <w:r>
+        <w:rPr>
+          <w:rFonts w:asciiTheme="minorHAnsi" w:hAnsiTheme="minorHAnsi" w:cstheme="minorHAnsi"/>
+          <w:sz w:val="23"/>
+          <w:szCs w:val="23"/>
         </w:rPr>
         <w:t>to</w:t>
       </w:r>
@@ -13347,12 +13470,16 @@
         <w:rPr>
           <w:rFonts w:asciiTheme="minorHAnsi" w:hAnsiTheme="minorHAnsi" w:cstheme="minorHAnsi"/>
           <w:spacing w:val="3"/>
-        </w:rPr>
-        <w:t xml:space="preserve"> </w:t>
-      </w:r>
-      <w:r>
-        <w:rPr>
-          <w:rFonts w:asciiTheme="minorHAnsi" w:hAnsiTheme="minorHAnsi" w:cstheme="minorHAnsi"/>
+          <w:sz w:val="23"/>
+          <w:szCs w:val="23"/>
+        </w:rPr>
+        <w:t xml:space="preserve"> </w:t>
+      </w:r>
+      <w:r>
+        <w:rPr>
+          <w:rFonts w:asciiTheme="minorHAnsi" w:hAnsiTheme="minorHAnsi" w:cstheme="minorHAnsi"/>
+          <w:sz w:val="23"/>
+          <w:szCs w:val="23"/>
         </w:rPr>
         <w:t xml:space="preserve">the </w:t>
       </w:r>
@@ -13360,6 +13487,8 @@
         <w:rPr>
           <w:rFonts w:asciiTheme="minorHAnsi" w:hAnsiTheme="minorHAnsi" w:cstheme="minorHAnsi"/>
           <w:spacing w:val="-2"/>
+          <w:sz w:val="23"/>
+          <w:szCs w:val="23"/>
         </w:rPr>
         <w:t>following:</w:t>
       </w:r>
@@ -16254,15 +16383,13 @@
         </w:rPr>
         <w:t xml:space="preserve">The Performance Ratio (PR) of Plant must be 75% at the time of commissioning of the project by DISCOM or its </w:t>
       </w:r>
-      <w:proofErr w:type="spellStart"/>
-      <w:r>
-        <w:rPr>
-          <w:rFonts w:asciiTheme="minorHAnsi" w:hAnsiTheme="minorHAnsi" w:cstheme="minorHAnsi"/>
-          <w:sz w:val="23"/>
-        </w:rPr>
-        <w:t>authorised</w:t>
-      </w:r>
-      <w:proofErr w:type="spellEnd"/>
+      <w:r>
+        <w:rPr>
+          <w:rFonts w:asciiTheme="minorHAnsi" w:hAnsiTheme="minorHAnsi" w:cstheme="minorHAnsi"/>
+          <w:sz w:val="23"/>
+        </w:rPr>
+        <w:t>authorized</w:t>
+      </w:r>
       <w:r>
         <w:rPr>
           <w:rFonts w:asciiTheme="minorHAnsi" w:hAnsiTheme="minorHAnsi" w:cstheme="minorHAnsi"/>
@@ -16461,77 +16588,118 @@
     </w:p>
     <w:p>
       <w:pPr>
-        <w:pStyle w:val="Heading1"/>
+        <w:pStyle w:val="ListParagraph"/>
         <w:numPr>
           <w:ilvl w:val="0"/>
           <w:numId w:val="4"/>
         </w:numPr>
         <w:tabs>
-          <w:tab w:val="left" w:pos="826"/>
+          <w:tab w:val="left" w:pos="825"/>
+          <w:tab w:val="left" w:pos="827"/>
         </w:tabs>
-        <w:spacing w:line="278" w:lineRule="exact"/>
-        <w:ind w:left="826" w:hanging="349"/>
+        <w:spacing w:line="280" w:lineRule="auto"/>
+        <w:ind w:right="116"/>
         <w:jc w:val="both"/>
         <w:rPr>
           <w:rFonts w:asciiTheme="minorHAnsi" w:hAnsiTheme="minorHAnsi" w:cstheme="minorHAnsi"/>
-        </w:rPr>
-      </w:pPr>
-      <w:r>
-        <w:rPr>
-          <w:rFonts w:asciiTheme="minorHAnsi" w:hAnsiTheme="minorHAnsi" w:cstheme="minorHAnsi"/>
+          <w:b/>
+          <w:bCs/>
+          <w:sz w:val="23"/>
+          <w:szCs w:val="23"/>
+        </w:rPr>
+      </w:pPr>
+      <w:r>
+        <w:rPr>
+          <w:rFonts w:asciiTheme="minorHAnsi" w:hAnsiTheme="minorHAnsi" w:cstheme="minorHAnsi"/>
+          <w:b/>
+          <w:bCs/>
+          <w:sz w:val="23"/>
+          <w:szCs w:val="23"/>
         </w:rPr>
         <w:t>Mutually</w:t>
       </w:r>
       <w:r>
         <w:rPr>
           <w:rFonts w:asciiTheme="minorHAnsi" w:hAnsiTheme="minorHAnsi" w:cstheme="minorHAnsi"/>
+          <w:b/>
+          <w:bCs/>
           <w:spacing w:val="4"/>
-        </w:rPr>
-        <w:t xml:space="preserve"> </w:t>
-      </w:r>
-      <w:r>
-        <w:rPr>
-          <w:rFonts w:asciiTheme="minorHAnsi" w:hAnsiTheme="minorHAnsi" w:cstheme="minorHAnsi"/>
+          <w:sz w:val="23"/>
+          <w:szCs w:val="23"/>
+        </w:rPr>
+        <w:t xml:space="preserve"> </w:t>
+      </w:r>
+      <w:r>
+        <w:rPr>
+          <w:rFonts w:asciiTheme="minorHAnsi" w:hAnsiTheme="minorHAnsi" w:cstheme="minorHAnsi"/>
+          <w:b/>
+          <w:bCs/>
+          <w:sz w:val="23"/>
+          <w:szCs w:val="23"/>
         </w:rPr>
         <w:t>Agreed</w:t>
       </w:r>
       <w:r>
         <w:rPr>
           <w:rFonts w:asciiTheme="minorHAnsi" w:hAnsiTheme="minorHAnsi" w:cstheme="minorHAnsi"/>
+          <w:b/>
+          <w:bCs/>
           <w:spacing w:val="5"/>
-        </w:rPr>
-        <w:t xml:space="preserve"> </w:t>
-      </w:r>
-      <w:r>
-        <w:rPr>
-          <w:rFonts w:asciiTheme="minorHAnsi" w:hAnsiTheme="minorHAnsi" w:cstheme="minorHAnsi"/>
+          <w:sz w:val="23"/>
+          <w:szCs w:val="23"/>
+        </w:rPr>
+        <w:t xml:space="preserve"> </w:t>
+      </w:r>
+      <w:r>
+        <w:rPr>
+          <w:rFonts w:asciiTheme="minorHAnsi" w:hAnsiTheme="minorHAnsi" w:cstheme="minorHAnsi"/>
+          <w:b/>
+          <w:bCs/>
+          <w:sz w:val="23"/>
+          <w:szCs w:val="23"/>
         </w:rPr>
         <w:t>Terms</w:t>
       </w:r>
       <w:r>
         <w:rPr>
           <w:rFonts w:asciiTheme="minorHAnsi" w:hAnsiTheme="minorHAnsi" w:cstheme="minorHAnsi"/>
+          <w:b/>
+          <w:bCs/>
           <w:spacing w:val="4"/>
-        </w:rPr>
-        <w:t xml:space="preserve"> </w:t>
-      </w:r>
-      <w:r>
-        <w:rPr>
-          <w:rFonts w:asciiTheme="minorHAnsi" w:hAnsiTheme="minorHAnsi" w:cstheme="minorHAnsi"/>
+          <w:sz w:val="23"/>
+          <w:szCs w:val="23"/>
+        </w:rPr>
+        <w:t xml:space="preserve"> </w:t>
+      </w:r>
+      <w:r>
+        <w:rPr>
+          <w:rFonts w:asciiTheme="minorHAnsi" w:hAnsiTheme="minorHAnsi" w:cstheme="minorHAnsi"/>
+          <w:b/>
+          <w:bCs/>
+          <w:sz w:val="23"/>
+          <w:szCs w:val="23"/>
         </w:rPr>
         <w:t>of</w:t>
       </w:r>
       <w:r>
         <w:rPr>
           <w:rFonts w:asciiTheme="minorHAnsi" w:hAnsiTheme="minorHAnsi" w:cstheme="minorHAnsi"/>
+          <w:b/>
+          <w:bCs/>
           <w:spacing w:val="9"/>
-        </w:rPr>
-        <w:t xml:space="preserve"> </w:t>
-      </w:r>
-      <w:r>
-        <w:rPr>
-          <w:rFonts w:asciiTheme="minorHAnsi" w:hAnsiTheme="minorHAnsi" w:cstheme="minorHAnsi"/>
+          <w:sz w:val="23"/>
+          <w:szCs w:val="23"/>
+        </w:rPr>
+        <w:t xml:space="preserve"> </w:t>
+      </w:r>
+      <w:r>
+        <w:rPr>
+          <w:rFonts w:asciiTheme="minorHAnsi" w:hAnsiTheme="minorHAnsi" w:cstheme="minorHAnsi"/>
+          <w:b/>
+          <w:bCs/>
           <w:spacing w:val="-2"/>
+          <w:sz w:val="23"/>
+          <w:szCs w:val="23"/>
         </w:rPr>
         <w:t>Payment</w:t>
       </w:r>
@@ -16543,11 +16711,15 @@
         <w:ind w:left="827"/>
         <w:rPr>
           <w:rFonts w:asciiTheme="minorHAnsi" w:hAnsiTheme="minorHAnsi" w:cstheme="minorHAnsi"/>
-        </w:rPr>
-      </w:pPr>
-      <w:r>
-        <w:rPr>
-          <w:rFonts w:asciiTheme="minorHAnsi" w:hAnsiTheme="minorHAnsi" w:cstheme="minorHAnsi"/>
+          <w:sz w:val="23"/>
+          <w:szCs w:val="23"/>
+        </w:rPr>
+      </w:pPr>
+      <w:r>
+        <w:rPr>
+          <w:rFonts w:asciiTheme="minorHAnsi" w:hAnsiTheme="minorHAnsi" w:cstheme="minorHAnsi"/>
+          <w:sz w:val="23"/>
+          <w:szCs w:val="23"/>
         </w:rPr>
         <w:t>30%</w:t>
       </w:r>
@@ -16555,12 +16727,16 @@
         <w:rPr>
           <w:rFonts w:asciiTheme="minorHAnsi" w:hAnsiTheme="minorHAnsi" w:cstheme="minorHAnsi"/>
           <w:spacing w:val="5"/>
-        </w:rPr>
-        <w:t xml:space="preserve"> </w:t>
-      </w:r>
-      <w:r>
-        <w:rPr>
-          <w:rFonts w:asciiTheme="minorHAnsi" w:hAnsiTheme="minorHAnsi" w:cstheme="minorHAnsi"/>
+          <w:sz w:val="23"/>
+          <w:szCs w:val="23"/>
+        </w:rPr>
+        <w:t xml:space="preserve"> </w:t>
+      </w:r>
+      <w:r>
+        <w:rPr>
+          <w:rFonts w:asciiTheme="minorHAnsi" w:hAnsiTheme="minorHAnsi" w:cstheme="minorHAnsi"/>
+          <w:sz w:val="23"/>
+          <w:szCs w:val="23"/>
         </w:rPr>
         <w:t>Advance</w:t>
       </w:r>
@@ -16568,12 +16744,16 @@
         <w:rPr>
           <w:rFonts w:asciiTheme="minorHAnsi" w:hAnsiTheme="minorHAnsi" w:cstheme="minorHAnsi"/>
           <w:spacing w:val="2"/>
-        </w:rPr>
-        <w:t xml:space="preserve"> </w:t>
-      </w:r>
-      <w:r>
-        <w:rPr>
-          <w:rFonts w:asciiTheme="minorHAnsi" w:hAnsiTheme="minorHAnsi" w:cstheme="minorHAnsi"/>
+          <w:sz w:val="23"/>
+          <w:szCs w:val="23"/>
+        </w:rPr>
+        <w:t xml:space="preserve"> </w:t>
+      </w:r>
+      <w:r>
+        <w:rPr>
+          <w:rFonts w:asciiTheme="minorHAnsi" w:hAnsiTheme="minorHAnsi" w:cstheme="minorHAnsi"/>
+          <w:sz w:val="23"/>
+          <w:szCs w:val="23"/>
         </w:rPr>
         <w:t>along</w:t>
       </w:r>
@@ -16581,12 +16761,16 @@
         <w:rPr>
           <w:rFonts w:asciiTheme="minorHAnsi" w:hAnsiTheme="minorHAnsi" w:cstheme="minorHAnsi"/>
           <w:spacing w:val="4"/>
-        </w:rPr>
-        <w:t xml:space="preserve"> </w:t>
-      </w:r>
-      <w:r>
-        <w:rPr>
-          <w:rFonts w:asciiTheme="minorHAnsi" w:hAnsiTheme="minorHAnsi" w:cstheme="minorHAnsi"/>
+          <w:sz w:val="23"/>
+          <w:szCs w:val="23"/>
+        </w:rPr>
+        <w:t xml:space="preserve"> </w:t>
+      </w:r>
+      <w:r>
+        <w:rPr>
+          <w:rFonts w:asciiTheme="minorHAnsi" w:hAnsiTheme="minorHAnsi" w:cstheme="minorHAnsi"/>
+          <w:sz w:val="23"/>
+          <w:szCs w:val="23"/>
         </w:rPr>
         <w:t>with</w:t>
       </w:r>
@@ -16594,6 +16778,8 @@
         <w:rPr>
           <w:rFonts w:asciiTheme="minorHAnsi" w:hAnsiTheme="minorHAnsi" w:cstheme="minorHAnsi"/>
           <w:spacing w:val="5"/>
+          <w:sz w:val="23"/>
+          <w:szCs w:val="23"/>
         </w:rPr>
         <w:t xml:space="preserve"> </w:t>
       </w:r>
@@ -16601,6 +16787,8 @@
         <w:rPr>
           <w:rFonts w:asciiTheme="minorHAnsi" w:hAnsiTheme="minorHAnsi" w:cstheme="minorHAnsi"/>
           <w:spacing w:val="-5"/>
+          <w:sz w:val="23"/>
+          <w:szCs w:val="23"/>
         </w:rPr>
         <w:t>PO</w:t>
       </w:r>
@@ -16612,11 +16800,15 @@
         <w:ind w:left="827" w:right="3442"/>
         <w:rPr>
           <w:rFonts w:asciiTheme="minorHAnsi" w:hAnsiTheme="minorHAnsi" w:cstheme="minorHAnsi"/>
-        </w:rPr>
-      </w:pPr>
-      <w:r>
-        <w:rPr>
-          <w:rFonts w:asciiTheme="minorHAnsi" w:hAnsiTheme="minorHAnsi" w:cstheme="minorHAnsi"/>
+          <w:sz w:val="23"/>
+          <w:szCs w:val="23"/>
+        </w:rPr>
+      </w:pPr>
+      <w:r>
+        <w:rPr>
+          <w:rFonts w:asciiTheme="minorHAnsi" w:hAnsiTheme="minorHAnsi" w:cstheme="minorHAnsi"/>
+          <w:sz w:val="23"/>
+          <w:szCs w:val="23"/>
         </w:rPr>
         <w:t>60% On sanction / Before Delivery material on site 10% at commissioning of system</w:t>
       </w:r>
@@ -16629,11 +16821,15 @@
         <w:rPr>
           <w:rFonts w:asciiTheme="minorHAnsi" w:hAnsiTheme="minorHAnsi" w:cstheme="minorHAnsi"/>
           <w:spacing w:val="-2"/>
-        </w:rPr>
-      </w:pPr>
-      <w:r>
-        <w:rPr>
-          <w:rFonts w:asciiTheme="minorHAnsi" w:hAnsiTheme="minorHAnsi" w:cstheme="minorHAnsi"/>
+          <w:sz w:val="23"/>
+          <w:szCs w:val="23"/>
+        </w:rPr>
+      </w:pPr>
+      <w:r>
+        <w:rPr>
+          <w:rFonts w:asciiTheme="minorHAnsi" w:hAnsiTheme="minorHAnsi" w:cstheme="minorHAnsi"/>
+          <w:sz w:val="23"/>
+          <w:szCs w:val="23"/>
         </w:rPr>
         <w:t>100%</w:t>
       </w:r>
@@ -16641,12 +16837,16 @@
         <w:rPr>
           <w:rFonts w:asciiTheme="minorHAnsi" w:hAnsiTheme="minorHAnsi" w:cstheme="minorHAnsi"/>
           <w:spacing w:val="4"/>
-        </w:rPr>
-        <w:t xml:space="preserve"> </w:t>
-      </w:r>
-      <w:r>
-        <w:rPr>
-          <w:rFonts w:asciiTheme="minorHAnsi" w:hAnsiTheme="minorHAnsi" w:cstheme="minorHAnsi"/>
+          <w:sz w:val="23"/>
+          <w:szCs w:val="23"/>
+        </w:rPr>
+        <w:t xml:space="preserve"> </w:t>
+      </w:r>
+      <w:r>
+        <w:rPr>
+          <w:rFonts w:asciiTheme="minorHAnsi" w:hAnsiTheme="minorHAnsi" w:cstheme="minorHAnsi"/>
+          <w:sz w:val="23"/>
+          <w:szCs w:val="23"/>
         </w:rPr>
         <w:t>Before</w:t>
       </w:r>
@@ -16654,12 +16854,16 @@
         <w:rPr>
           <w:rFonts w:asciiTheme="minorHAnsi" w:hAnsiTheme="minorHAnsi" w:cstheme="minorHAnsi"/>
           <w:spacing w:val="3"/>
-        </w:rPr>
-        <w:t xml:space="preserve"> </w:t>
-      </w:r>
-      <w:r>
-        <w:rPr>
-          <w:rFonts w:asciiTheme="minorHAnsi" w:hAnsiTheme="minorHAnsi" w:cstheme="minorHAnsi"/>
+          <w:sz w:val="23"/>
+          <w:szCs w:val="23"/>
+        </w:rPr>
+        <w:t xml:space="preserve"> </w:t>
+      </w:r>
+      <w:r>
+        <w:rPr>
+          <w:rFonts w:asciiTheme="minorHAnsi" w:hAnsiTheme="minorHAnsi" w:cstheme="minorHAnsi"/>
+          <w:sz w:val="23"/>
+          <w:szCs w:val="23"/>
         </w:rPr>
         <w:t>subsidy</w:t>
       </w:r>
@@ -16667,6 +16871,8 @@
         <w:rPr>
           <w:rFonts w:asciiTheme="minorHAnsi" w:hAnsiTheme="minorHAnsi" w:cstheme="minorHAnsi"/>
           <w:spacing w:val="5"/>
+          <w:sz w:val="23"/>
+          <w:szCs w:val="23"/>
         </w:rPr>
         <w:t xml:space="preserve"> </w:t>
       </w:r>
@@ -16674,6 +16880,8 @@
         <w:rPr>
           <w:rFonts w:asciiTheme="minorHAnsi" w:hAnsiTheme="minorHAnsi" w:cstheme="minorHAnsi"/>
           <w:spacing w:val="-2"/>
+          <w:sz w:val="23"/>
+          <w:szCs w:val="23"/>
         </w:rPr>
         <w:t>request.</w:t>
       </w:r>
@@ -16685,6 +16893,8 @@
         <w:rPr>
           <w:rFonts w:asciiTheme="minorHAnsi" w:hAnsiTheme="minorHAnsi" w:cstheme="minorHAnsi"/>
           <w:spacing w:val="-2"/>
+          <w:sz w:val="23"/>
+          <w:szCs w:val="23"/>
         </w:rPr>
       </w:pPr>
     </w:p>
@@ -16739,16 +16949,6 @@
                 <w:sz w:val="28"/>
                 <w:szCs w:val="28"/>
               </w:rPr>
-              <w:t xml:space="preserve">           </w:t>
-            </w:r>
-            <w:r>
-              <w:rPr>
-                <w:rFonts w:asciiTheme="minorHAnsi" w:hAnsiTheme="minorHAnsi" w:cstheme="minorHAnsi"/>
-                <w:b/>
-                <w:bCs/>
-                <w:sz w:val="28"/>
-                <w:szCs w:val="28"/>
-              </w:rPr>
               <w:t>Consumer</w:t>
             </w:r>
             <w:r>
@@ -16783,7 +16983,6 @@
             <w:pPr>
               <w:pStyle w:val="BodyText"/>
               <w:spacing w:before="2"/>
-              <w:jc w:val="center"/>
               <w:rPr>
                 <w:rFonts w:asciiTheme="minorHAnsi" w:hAnsiTheme="minorHAnsi" w:cstheme="minorHAnsi"/>
                 <w:b/>
@@ -16815,21 +17014,35 @@
               <w:spacing w:before="2"/>
               <w:rPr>
                 <w:rFonts w:asciiTheme="minorHAnsi" w:hAnsiTheme="minorHAnsi" w:cstheme="minorHAnsi"/>
+                <w:sz w:val="24"/>
+                <w:szCs w:val="24"/>
               </w:rPr>
             </w:pPr>
+            <w:r>
+              <w:rPr>
+                <w:rFonts w:asciiTheme="minorHAnsi" w:hAnsiTheme="minorHAnsi" w:cstheme="minorHAnsi"/>
+                <w:spacing w:val="-2"/>
+                <w:sz w:val="24"/>
+                <w:szCs w:val="24"/>
+              </w:rPr>
+              <w:t>Name</w:t>
+            </w:r>
             <w:proofErr w:type="gramStart"/>
             <w:r>
               <w:rPr>
                 <w:rFonts w:asciiTheme="minorHAnsi" w:hAnsiTheme="minorHAnsi" w:cstheme="minorHAnsi"/>
                 <w:spacing w:val="-2"/>
-              </w:rPr>
-              <w:t>Name:-</w:t>
-            </w:r>
-            <w:proofErr w:type="gramEnd"/>
+                <w:sz w:val="24"/>
+                <w:szCs w:val="24"/>
+              </w:rPr>
+              <w:t>: -</w:t>
+            </w:r>
             <w:r>
               <w:rPr>
                 <w:rFonts w:asciiTheme="minorHAnsi" w:hAnsiTheme="minorHAnsi" w:cstheme="minorHAnsi"/>
                 <w:spacing w:val="-2"/>
+                <w:sz w:val="24"/>
+                <w:szCs w:val="24"/>
               </w:rPr>
               <w:t xml:space="preserve"> </w:t>
             </w:r>
@@ -16839,8 +17052,22 @@
                 <w:b/>
                 <w:bCs/>
                 <w:spacing w:val="-2"/>
-              </w:rPr>
-              <w:t>{{name}}</w:t>
+                <w:sz w:val="24"/>
+                <w:szCs w:val="24"/>
+              </w:rPr>
+              <w:t>{{</w:t>
+            </w:r>
+            <w:proofErr w:type="gramEnd"/>
+            <w:r>
+              <w:rPr>
+                <w:rFonts w:asciiTheme="minorHAnsi" w:hAnsiTheme="minorHAnsi" w:cstheme="minorHAnsi"/>
+                <w:b/>
+                <w:bCs/>
+                <w:spacing w:val="-2"/>
+                <w:sz w:val="24"/>
+                <w:szCs w:val="24"/>
+              </w:rPr>
+              <w:t>name}}</w:t>
             </w:r>
           </w:p>
         </w:tc>
@@ -16854,12 +17081,16 @@
               <w:spacing w:before="2"/>
               <w:rPr>
                 <w:rFonts w:asciiTheme="minorHAnsi" w:hAnsiTheme="minorHAnsi" w:cstheme="minorHAnsi"/>
+                <w:sz w:val="24"/>
+                <w:szCs w:val="24"/>
               </w:rPr>
             </w:pPr>
             <w:proofErr w:type="gramStart"/>
             <w:r>
               <w:rPr>
                 <w:rFonts w:asciiTheme="minorHAnsi" w:hAnsiTheme="minorHAnsi" w:cstheme="minorHAnsi"/>
+                <w:sz w:val="24"/>
+                <w:szCs w:val="24"/>
               </w:rPr>
               <w:t>Name:-</w:t>
             </w:r>
@@ -16868,6 +17099,8 @@
               <w:rPr>
                 <w:rFonts w:asciiTheme="minorHAnsi" w:hAnsiTheme="minorHAnsi" w:cstheme="minorHAnsi"/>
                 <w:spacing w:val="8"/>
+                <w:sz w:val="24"/>
+                <w:szCs w:val="24"/>
               </w:rPr>
               <w:t xml:space="preserve"> </w:t>
             </w:r>
@@ -16875,39 +17108,33 @@
               <w:rPr>
                 <w:rFonts w:asciiTheme="minorHAnsi" w:hAnsiTheme="minorHAnsi" w:cstheme="minorHAnsi"/>
                 <w:b/>
-              </w:rPr>
-              <w:t>SUNSHINE</w:t>
-            </w:r>
+                <w:bCs/>
+                <w:sz w:val="24"/>
+                <w:szCs w:val="24"/>
+              </w:rPr>
+              <w:t>{{</w:t>
+            </w:r>
+            <w:proofErr w:type="spellStart"/>
             <w:r>
               <w:rPr>
                 <w:rFonts w:asciiTheme="minorHAnsi" w:hAnsiTheme="minorHAnsi" w:cstheme="minorHAnsi"/>
                 <w:b/>
-                <w:spacing w:val="7"/>
-              </w:rPr>
-              <w:t xml:space="preserve"> </w:t>
-            </w:r>
+                <w:bCs/>
+                <w:sz w:val="24"/>
+                <w:szCs w:val="24"/>
+              </w:rPr>
+              <w:t>company_name</w:t>
+            </w:r>
+            <w:proofErr w:type="spellEnd"/>
             <w:r>
               <w:rPr>
                 <w:rFonts w:asciiTheme="minorHAnsi" w:hAnsiTheme="minorHAnsi" w:cstheme="minorHAnsi"/>
                 <w:b/>
-              </w:rPr>
-              <w:t>SOLAR</w:t>
-            </w:r>
-            <w:r>
-              <w:rPr>
-                <w:rFonts w:asciiTheme="minorHAnsi" w:hAnsiTheme="minorHAnsi" w:cstheme="minorHAnsi"/>
-                <w:b/>
-                <w:spacing w:val="8"/>
-              </w:rPr>
-              <w:t xml:space="preserve"> </w:t>
-            </w:r>
-            <w:r>
-              <w:rPr>
-                <w:rFonts w:asciiTheme="minorHAnsi" w:hAnsiTheme="minorHAnsi" w:cstheme="minorHAnsi"/>
-                <w:b/>
-                <w:spacing w:val="-2"/>
-              </w:rPr>
-              <w:t>AURANGABAD</w:t>
+                <w:bCs/>
+                <w:sz w:val="24"/>
+                <w:szCs w:val="24"/>
+              </w:rPr>
+              <w:t>}}</w:t>
             </w:r>
           </w:p>
         </w:tc>
@@ -16923,21 +17150,35 @@
               <w:spacing w:before="2"/>
               <w:rPr>
                 <w:rFonts w:asciiTheme="minorHAnsi" w:hAnsiTheme="minorHAnsi" w:cstheme="minorHAnsi"/>
+                <w:sz w:val="24"/>
+                <w:szCs w:val="24"/>
               </w:rPr>
             </w:pPr>
+            <w:r>
+              <w:rPr>
+                <w:rFonts w:asciiTheme="minorHAnsi" w:hAnsiTheme="minorHAnsi" w:cstheme="minorHAnsi"/>
+                <w:spacing w:val="-2"/>
+                <w:sz w:val="24"/>
+                <w:szCs w:val="24"/>
+              </w:rPr>
+              <w:t>Address</w:t>
+            </w:r>
             <w:proofErr w:type="gramStart"/>
             <w:r>
               <w:rPr>
                 <w:rFonts w:asciiTheme="minorHAnsi" w:hAnsiTheme="minorHAnsi" w:cstheme="minorHAnsi"/>
                 <w:spacing w:val="-2"/>
-              </w:rPr>
-              <w:t>Address:-</w:t>
-            </w:r>
-            <w:proofErr w:type="gramEnd"/>
+                <w:sz w:val="24"/>
+                <w:szCs w:val="24"/>
+              </w:rPr>
+              <w:t>: -</w:t>
+            </w:r>
             <w:r>
               <w:rPr>
                 <w:rFonts w:asciiTheme="minorHAnsi" w:hAnsiTheme="minorHAnsi" w:cstheme="minorHAnsi"/>
                 <w:spacing w:val="-2"/>
+                <w:sz w:val="24"/>
+                <w:szCs w:val="24"/>
               </w:rPr>
               <w:t xml:space="preserve"> </w:t>
             </w:r>
@@ -16946,15 +17187,20 @@
                 <w:rFonts w:asciiTheme="minorHAnsi" w:hAnsiTheme="minorHAnsi" w:cstheme="minorHAnsi"/>
                 <w:b/>
                 <w:bCs/>
+                <w:sz w:val="24"/>
+                <w:szCs w:val="24"/>
               </w:rPr>
               <w:t>{{</w:t>
             </w:r>
             <w:proofErr w:type="spellStart"/>
+            <w:proofErr w:type="gramEnd"/>
             <w:r>
               <w:rPr>
                 <w:rFonts w:asciiTheme="minorHAnsi" w:hAnsiTheme="minorHAnsi" w:cstheme="minorHAnsi"/>
                 <w:b/>
                 <w:bCs/>
+                <w:sz w:val="24"/>
+                <w:szCs w:val="24"/>
               </w:rPr>
               <w:t>Site_address</w:t>
             </w:r>
@@ -16964,6 +17210,8 @@
                 <w:rFonts w:asciiTheme="minorHAnsi" w:hAnsiTheme="minorHAnsi" w:cstheme="minorHAnsi"/>
                 <w:b/>
                 <w:bCs/>
+                <w:sz w:val="24"/>
+                <w:szCs w:val="24"/>
               </w:rPr>
               <w:t>}}</w:t>
             </w:r>
@@ -16982,6 +17230,8 @@
               <w:spacing w:before="3"/>
               <w:rPr>
                 <w:rFonts w:asciiTheme="minorHAnsi" w:hAnsiTheme="minorHAnsi" w:cstheme="minorHAnsi"/>
+                <w:sz w:val="24"/>
+                <w:szCs w:val="24"/>
               </w:rPr>
             </w:pPr>
             <w:proofErr w:type="gramStart"/>
@@ -16989,6 +17239,8 @@
               <w:rPr>
                 <w:rFonts w:asciiTheme="minorHAnsi" w:hAnsiTheme="minorHAnsi" w:cstheme="minorHAnsi"/>
                 <w:spacing w:val="-2"/>
+                <w:sz w:val="24"/>
+                <w:szCs w:val="24"/>
               </w:rPr>
               <w:t>Address:-</w:t>
             </w:r>
@@ -16997,6 +17249,8 @@
               <w:rPr>
                 <w:rFonts w:asciiTheme="minorHAnsi" w:hAnsiTheme="minorHAnsi" w:cstheme="minorHAnsi"/>
                 <w:spacing w:val="-2"/>
+                <w:sz w:val="24"/>
+                <w:szCs w:val="24"/>
               </w:rPr>
               <w:t xml:space="preserve"> </w:t>
             </w:r>
@@ -17006,6 +17260,8 @@
                 <w:b/>
                 <w:bCs/>
                 <w:spacing w:val="-2"/>
+                <w:sz w:val="24"/>
+                <w:szCs w:val="24"/>
               </w:rPr>
               <w:t>{{</w:t>
             </w:r>
@@ -17016,6 +17272,8 @@
                 <w:b/>
                 <w:bCs/>
                 <w:spacing w:val="-2"/>
+                <w:sz w:val="24"/>
+                <w:szCs w:val="24"/>
               </w:rPr>
               <w:t>company_address</w:t>
             </w:r>
@@ -17026,6 +17284,8 @@
                 <w:b/>
                 <w:bCs/>
                 <w:spacing w:val="-2"/>
+                <w:sz w:val="24"/>
+                <w:szCs w:val="24"/>
               </w:rPr>
               <w:t>}}</w:t>
             </w:r>
@@ -17036,6 +17296,8 @@
               <w:spacing w:before="2"/>
               <w:rPr>
                 <w:rFonts w:asciiTheme="minorHAnsi" w:hAnsiTheme="minorHAnsi" w:cstheme="minorHAnsi"/>
+                <w:sz w:val="24"/>
+                <w:szCs w:val="24"/>
               </w:rPr>
             </w:pPr>
           </w:p>
@@ -17052,6 +17314,8 @@
               <w:spacing w:before="2"/>
               <w:rPr>
                 <w:rFonts w:asciiTheme="minorHAnsi" w:hAnsiTheme="minorHAnsi" w:cstheme="minorHAnsi"/>
+                <w:sz w:val="24"/>
+                <w:szCs w:val="24"/>
               </w:rPr>
             </w:pPr>
             <w:proofErr w:type="gramStart"/>
@@ -17059,6 +17323,8 @@
               <w:rPr>
                 <w:rFonts w:asciiTheme="minorHAnsi" w:hAnsiTheme="minorHAnsi" w:cstheme="minorHAnsi"/>
                 <w:spacing w:val="-2"/>
+                <w:sz w:val="24"/>
+                <w:szCs w:val="24"/>
               </w:rPr>
               <w:t>Date:-</w:t>
             </w:r>
@@ -17075,6 +17341,8 @@
               <w:spacing w:before="2"/>
               <w:rPr>
                 <w:rFonts w:asciiTheme="minorHAnsi" w:hAnsiTheme="minorHAnsi" w:cstheme="minorHAnsi"/>
+                <w:sz w:val="24"/>
+                <w:szCs w:val="24"/>
               </w:rPr>
             </w:pPr>
             <w:proofErr w:type="gramStart"/>
@@ -17082,6 +17350,8 @@
               <w:rPr>
                 <w:rFonts w:asciiTheme="minorHAnsi" w:hAnsiTheme="minorHAnsi" w:cstheme="minorHAnsi"/>
                 <w:spacing w:val="-2"/>
+                <w:sz w:val="24"/>
+                <w:szCs w:val="24"/>
               </w:rPr>
               <w:t>Date:-</w:t>
             </w:r>
@@ -17096,6 +17366,8 @@
         <w:spacing w:before="2"/>
         <w:rPr>
           <w:rFonts w:asciiTheme="minorHAnsi" w:hAnsiTheme="minorHAnsi" w:cstheme="minorHAnsi"/>
+          <w:sz w:val="24"/>
+          <w:szCs w:val="24"/>
         </w:rPr>
       </w:pPr>
     </w:p>
